--- a/Project Documents/Recruitment module.docx
+++ b/Project Documents/Recruitment module.docx
@@ -8,6 +8,7 @@
           <w:rFonts w:hint="default"/>
           <w:b/>
           <w:bCs/>
+          <w:lang w:val="en-US"/>
         </w:rPr>
       </w:pPr>
       <w:r>
@@ -15,8 +16,9 @@
           <w:rFonts w:hint="default"/>
           <w:b/>
           <w:bCs/>
-        </w:rPr>
-        <w:t>1) Information Architecture</w:t>
+          <w:lang w:val="en-US"/>
+        </w:rPr>
+        <w:t>Technical Documentation/Description of Recruitment Module for HRMS.</w:t>
       </w:r>
     </w:p>
     <w:p>
@@ -33,295 +35,8 @@
           <w:b/>
           <w:bCs/>
         </w:rPr>
-        <w:t>Public (No login required)</w:t>
-      </w:r>
-    </w:p>
-    <w:p>
-      <w:pPr>
-        <w:rPr>
-          <w:rFonts w:hint="default"/>
-        </w:rPr>
-      </w:pPr>
-    </w:p>
-    <w:p>
-      <w:pPr>
-        <w:rPr>
-          <w:rFonts w:hint="default"/>
-        </w:rPr>
-      </w:pPr>
-      <w:r>
-        <w:rPr>
-          <w:rFonts w:hint="default"/>
-        </w:rPr>
-        <w:t>Jobs Board</w:t>
-      </w:r>
-    </w:p>
-    <w:p>
-      <w:pPr>
-        <w:rPr>
-          <w:rFonts w:hint="default"/>
-        </w:rPr>
-      </w:pPr>
-    </w:p>
-    <w:p>
-      <w:pPr>
-        <w:rPr>
-          <w:rFonts w:hint="default"/>
-        </w:rPr>
-      </w:pPr>
-      <w:r>
-        <w:rPr>
-          <w:rFonts w:hint="default"/>
-        </w:rPr>
-        <w:t>Job Details</w:t>
-      </w:r>
-    </w:p>
-    <w:p>
-      <w:pPr>
-        <w:rPr>
-          <w:rFonts w:hint="default"/>
-        </w:rPr>
-      </w:pPr>
-    </w:p>
-    <w:p>
-      <w:pPr>
-        <w:rPr>
-          <w:rFonts w:hint="default"/>
-        </w:rPr>
-      </w:pPr>
-      <w:r>
-        <w:rPr>
-          <w:rFonts w:hint="default"/>
-        </w:rPr>
-        <w:t>Apply (Candidate form + CV upload)</w:t>
-      </w:r>
-    </w:p>
-    <w:p>
-      <w:pPr>
-        <w:rPr>
-          <w:rFonts w:hint="default"/>
-        </w:rPr>
-      </w:pPr>
-    </w:p>
-    <w:p>
-      <w:pPr>
-        <w:rPr>
-          <w:rFonts w:hint="default"/>
-        </w:rPr>
-      </w:pPr>
-      <w:r>
-        <w:rPr>
-          <w:rFonts w:hint="default"/>
-        </w:rPr>
-        <w:t>HR/Admin (Authenticated, company-scoped)</w:t>
-      </w:r>
-    </w:p>
-    <w:p>
-      <w:pPr>
-        <w:rPr>
-          <w:rFonts w:hint="default"/>
-        </w:rPr>
-      </w:pPr>
-    </w:p>
-    <w:p>
-      <w:pPr>
-        <w:rPr>
-          <w:rFonts w:hint="default"/>
-        </w:rPr>
-      </w:pPr>
-      <w:r>
-        <w:rPr>
-          <w:rFonts w:hint="default"/>
-        </w:rPr>
-        <w:t>Recruitment Dashboard</w:t>
-      </w:r>
-    </w:p>
-    <w:p>
-      <w:pPr>
-        <w:rPr>
-          <w:rFonts w:hint="default"/>
-        </w:rPr>
-      </w:pPr>
-    </w:p>
-    <w:p>
-      <w:pPr>
-        <w:rPr>
-          <w:rFonts w:hint="default"/>
-        </w:rPr>
-      </w:pPr>
-      <w:r>
-        <w:rPr>
-          <w:rFonts w:hint="default"/>
-        </w:rPr>
-        <w:t>Jobs</w:t>
-      </w:r>
-    </w:p>
-    <w:p>
-      <w:pPr>
-        <w:rPr>
-          <w:rFonts w:hint="default"/>
-        </w:rPr>
-      </w:pPr>
-    </w:p>
-    <w:p>
-      <w:pPr>
-        <w:rPr>
-          <w:rFonts w:hint="default"/>
-        </w:rPr>
-      </w:pPr>
-      <w:r>
-        <w:rPr>
-          <w:rFonts w:hint="default"/>
-        </w:rPr>
-        <w:t>List / Search / Filter</w:t>
-      </w:r>
-    </w:p>
-    <w:p>
-      <w:pPr>
-        <w:rPr>
-          <w:rFonts w:hint="default"/>
-        </w:rPr>
-      </w:pPr>
-    </w:p>
-    <w:p>
-      <w:pPr>
-        <w:rPr>
-          <w:rFonts w:hint="default"/>
-        </w:rPr>
-      </w:pPr>
-      <w:r>
-        <w:rPr>
-          <w:rFonts w:hint="default"/>
-        </w:rPr>
-        <w:t>Create Job (Form)</w:t>
-      </w:r>
-    </w:p>
-    <w:p>
-      <w:pPr>
-        <w:rPr>
-          <w:rFonts w:hint="default"/>
-        </w:rPr>
-      </w:pPr>
-    </w:p>
-    <w:p>
-      <w:pPr>
-        <w:rPr>
-          <w:rFonts w:hint="default"/>
-        </w:rPr>
-      </w:pPr>
-      <w:r>
-        <w:rPr>
-          <w:rFonts w:hint="default"/>
-        </w:rPr>
-        <w:t>Bulk Upload (CSV/Excel)</w:t>
-      </w:r>
-    </w:p>
-    <w:p>
-      <w:pPr>
-        <w:rPr>
-          <w:rFonts w:hint="default"/>
-        </w:rPr>
-      </w:pPr>
-    </w:p>
-    <w:p>
-      <w:pPr>
-        <w:rPr>
-          <w:rFonts w:hint="default"/>
-        </w:rPr>
-      </w:pPr>
-      <w:r>
-        <w:rPr>
-          <w:rFonts w:hint="default"/>
-        </w:rPr>
-        <w:t>Edit Job</w:t>
-      </w:r>
-    </w:p>
-    <w:p>
-      <w:pPr>
-        <w:rPr>
-          <w:rFonts w:hint="default"/>
-        </w:rPr>
-      </w:pPr>
-    </w:p>
-    <w:p>
-      <w:pPr>
-        <w:rPr>
-          <w:rFonts w:hint="default"/>
-        </w:rPr>
-      </w:pPr>
-      <w:r>
-        <w:rPr>
-          <w:rFonts w:hint="default"/>
-        </w:rPr>
-        <w:t>Applicants</w:t>
-      </w:r>
-    </w:p>
-    <w:p>
-      <w:pPr>
-        <w:rPr>
-          <w:rFonts w:hint="default"/>
-        </w:rPr>
-      </w:pPr>
-    </w:p>
-    <w:p>
-      <w:pPr>
-        <w:rPr>
-          <w:rFonts w:hint="default"/>
-        </w:rPr>
-      </w:pPr>
-      <w:r>
-        <w:rPr>
-          <w:rFonts w:hint="default"/>
-        </w:rPr>
-        <w:t>Select Job → Process Applicants → Ranked Results</w:t>
-      </w:r>
-    </w:p>
-    <w:p>
-      <w:pPr>
-        <w:rPr>
-          <w:rFonts w:hint="default"/>
-        </w:rPr>
-      </w:pPr>
-    </w:p>
-    <w:p>
-      <w:pPr>
-        <w:rPr>
-          <w:rFonts w:hint="default"/>
-        </w:rPr>
-      </w:pPr>
-      <w:r>
-        <w:rPr>
-          <w:rFonts w:hint="default"/>
-        </w:rPr>
-        <w:t>Applicant Profile (CV preview + scoring breakdown)</w:t>
-      </w:r>
-    </w:p>
-    <w:p>
-      <w:pPr>
-        <w:rPr>
-          <w:rFonts w:hint="default"/>
-        </w:rPr>
-      </w:pPr>
-    </w:p>
-    <w:p>
-      <w:pPr>
-        <w:rPr>
-          <w:rFonts w:hint="default"/>
-        </w:rPr>
-      </w:pPr>
-      <w:r>
-        <w:rPr>
-          <w:rFonts w:hint="default"/>
-        </w:rPr>
-        <w:t>Report Download (Excel/PDF)</w:t>
-      </w:r>
-    </w:p>
-    <w:p>
-      <w:pPr>
-        <w:rPr>
-          <w:rFonts w:hint="default"/>
-        </w:rPr>
-      </w:pPr>
+        <w:t>1) Information Architecture</w:t>
+      </w:r>
     </w:p>
     <w:p>
       <w:pPr>
@@ -337,8 +52,297 @@
           <w:b/>
           <w:bCs/>
         </w:rPr>
-        <w:t>2) Public UI Prototype</w:t>
-      </w:r>
+        <w:t>Public (No login required)</w:t>
+      </w:r>
+    </w:p>
+    <w:p>
+      <w:pPr>
+        <w:rPr>
+          <w:rFonts w:hint="default"/>
+        </w:rPr>
+      </w:pPr>
+    </w:p>
+    <w:p>
+      <w:pPr>
+        <w:rPr>
+          <w:rFonts w:hint="default"/>
+        </w:rPr>
+      </w:pPr>
+      <w:r>
+        <w:rPr>
+          <w:rFonts w:hint="default"/>
+        </w:rPr>
+        <w:t>Jobs Board</w:t>
+      </w:r>
+    </w:p>
+    <w:p>
+      <w:pPr>
+        <w:rPr>
+          <w:rFonts w:hint="default"/>
+        </w:rPr>
+      </w:pPr>
+    </w:p>
+    <w:p>
+      <w:pPr>
+        <w:rPr>
+          <w:rFonts w:hint="default"/>
+        </w:rPr>
+      </w:pPr>
+      <w:r>
+        <w:rPr>
+          <w:rFonts w:hint="default"/>
+        </w:rPr>
+        <w:t>Job Details</w:t>
+      </w:r>
+    </w:p>
+    <w:p>
+      <w:pPr>
+        <w:rPr>
+          <w:rFonts w:hint="default"/>
+        </w:rPr>
+      </w:pPr>
+      <w:bookmarkStart w:id="0" w:name="_GoBack"/>
+      <w:bookmarkEnd w:id="0"/>
+    </w:p>
+    <w:p>
+      <w:pPr>
+        <w:rPr>
+          <w:rFonts w:hint="default"/>
+        </w:rPr>
+      </w:pPr>
+      <w:r>
+        <w:rPr>
+          <w:rFonts w:hint="default"/>
+        </w:rPr>
+        <w:t>Apply (Candidate form + CV upload)</w:t>
+      </w:r>
+    </w:p>
+    <w:p>
+      <w:pPr>
+        <w:rPr>
+          <w:rFonts w:hint="default"/>
+        </w:rPr>
+      </w:pPr>
+    </w:p>
+    <w:p>
+      <w:pPr>
+        <w:rPr>
+          <w:rFonts w:hint="default"/>
+        </w:rPr>
+      </w:pPr>
+      <w:r>
+        <w:rPr>
+          <w:rFonts w:hint="default"/>
+        </w:rPr>
+        <w:t>HR/Admin (Authenticated, company-scoped)</w:t>
+      </w:r>
+    </w:p>
+    <w:p>
+      <w:pPr>
+        <w:rPr>
+          <w:rFonts w:hint="default"/>
+        </w:rPr>
+      </w:pPr>
+    </w:p>
+    <w:p>
+      <w:pPr>
+        <w:rPr>
+          <w:rFonts w:hint="default"/>
+        </w:rPr>
+      </w:pPr>
+      <w:r>
+        <w:rPr>
+          <w:rFonts w:hint="default"/>
+        </w:rPr>
+        <w:t>Recruitment Dashboard</w:t>
+      </w:r>
+    </w:p>
+    <w:p>
+      <w:pPr>
+        <w:rPr>
+          <w:rFonts w:hint="default"/>
+        </w:rPr>
+      </w:pPr>
+    </w:p>
+    <w:p>
+      <w:pPr>
+        <w:rPr>
+          <w:rFonts w:hint="default"/>
+        </w:rPr>
+      </w:pPr>
+      <w:r>
+        <w:rPr>
+          <w:rFonts w:hint="default"/>
+        </w:rPr>
+        <w:t>Jobs</w:t>
+      </w:r>
+    </w:p>
+    <w:p>
+      <w:pPr>
+        <w:rPr>
+          <w:rFonts w:hint="default"/>
+        </w:rPr>
+      </w:pPr>
+    </w:p>
+    <w:p>
+      <w:pPr>
+        <w:rPr>
+          <w:rFonts w:hint="default"/>
+        </w:rPr>
+      </w:pPr>
+      <w:r>
+        <w:rPr>
+          <w:rFonts w:hint="default"/>
+        </w:rPr>
+        <w:t>List / Search / Filter</w:t>
+      </w:r>
+    </w:p>
+    <w:p>
+      <w:pPr>
+        <w:rPr>
+          <w:rFonts w:hint="default"/>
+        </w:rPr>
+      </w:pPr>
+    </w:p>
+    <w:p>
+      <w:pPr>
+        <w:rPr>
+          <w:rFonts w:hint="default"/>
+        </w:rPr>
+      </w:pPr>
+      <w:r>
+        <w:rPr>
+          <w:rFonts w:hint="default"/>
+        </w:rPr>
+        <w:t>Create Job (Form)</w:t>
+      </w:r>
+    </w:p>
+    <w:p>
+      <w:pPr>
+        <w:rPr>
+          <w:rFonts w:hint="default"/>
+        </w:rPr>
+      </w:pPr>
+    </w:p>
+    <w:p>
+      <w:pPr>
+        <w:rPr>
+          <w:rFonts w:hint="default"/>
+        </w:rPr>
+      </w:pPr>
+      <w:r>
+        <w:rPr>
+          <w:rFonts w:hint="default"/>
+        </w:rPr>
+        <w:t>Bulk Upload (CSV/Excel)</w:t>
+      </w:r>
+    </w:p>
+    <w:p>
+      <w:pPr>
+        <w:rPr>
+          <w:rFonts w:hint="default"/>
+        </w:rPr>
+      </w:pPr>
+    </w:p>
+    <w:p>
+      <w:pPr>
+        <w:rPr>
+          <w:rFonts w:hint="default"/>
+        </w:rPr>
+      </w:pPr>
+      <w:r>
+        <w:rPr>
+          <w:rFonts w:hint="default"/>
+        </w:rPr>
+        <w:t>Edit Job</w:t>
+      </w:r>
+    </w:p>
+    <w:p>
+      <w:pPr>
+        <w:rPr>
+          <w:rFonts w:hint="default"/>
+        </w:rPr>
+      </w:pPr>
+    </w:p>
+    <w:p>
+      <w:pPr>
+        <w:rPr>
+          <w:rFonts w:hint="default"/>
+        </w:rPr>
+      </w:pPr>
+      <w:r>
+        <w:rPr>
+          <w:rFonts w:hint="default"/>
+        </w:rPr>
+        <w:t>Applicants</w:t>
+      </w:r>
+    </w:p>
+    <w:p>
+      <w:pPr>
+        <w:rPr>
+          <w:rFonts w:hint="default"/>
+        </w:rPr>
+      </w:pPr>
+    </w:p>
+    <w:p>
+      <w:pPr>
+        <w:rPr>
+          <w:rFonts w:hint="default"/>
+        </w:rPr>
+      </w:pPr>
+      <w:r>
+        <w:rPr>
+          <w:rFonts w:hint="default"/>
+        </w:rPr>
+        <w:t>Select Job → Process Applicants → Ranked Results</w:t>
+      </w:r>
+    </w:p>
+    <w:p>
+      <w:pPr>
+        <w:rPr>
+          <w:rFonts w:hint="default"/>
+        </w:rPr>
+      </w:pPr>
+    </w:p>
+    <w:p>
+      <w:pPr>
+        <w:rPr>
+          <w:rFonts w:hint="default"/>
+        </w:rPr>
+      </w:pPr>
+      <w:r>
+        <w:rPr>
+          <w:rFonts w:hint="default"/>
+        </w:rPr>
+        <w:t>Applicant Profile (CV preview + scoring breakdown)</w:t>
+      </w:r>
+    </w:p>
+    <w:p>
+      <w:pPr>
+        <w:rPr>
+          <w:rFonts w:hint="default"/>
+        </w:rPr>
+      </w:pPr>
+    </w:p>
+    <w:p>
+      <w:pPr>
+        <w:rPr>
+          <w:rFonts w:hint="default"/>
+        </w:rPr>
+      </w:pPr>
+      <w:r>
+        <w:rPr>
+          <w:rFonts w:hint="default"/>
+        </w:rPr>
+        <w:t>Report Download (Excel/PDF)</w:t>
+      </w:r>
+    </w:p>
+    <w:p>
+      <w:pPr>
+        <w:rPr>
+          <w:rFonts w:hint="default"/>
+        </w:rPr>
+      </w:pPr>
     </w:p>
     <w:p>
       <w:pPr>
@@ -354,588 +358,8 @@
           <w:b/>
           <w:bCs/>
         </w:rPr>
-        <w:t>A. Public Jobs Board (Sorted by Publish Date DESC by default)</w:t>
-      </w:r>
-    </w:p>
-    <w:p>
-      <w:pPr>
-        <w:rPr>
-          <w:rFonts w:hint="default"/>
-        </w:rPr>
-      </w:pPr>
-    </w:p>
-    <w:p>
-      <w:pPr>
-        <w:rPr>
-          <w:rFonts w:hint="default"/>
-        </w:rPr>
-      </w:pPr>
-      <w:r>
-        <w:rPr>
-          <w:rFonts w:hint="default"/>
-        </w:rPr>
-        <w:t>Header</w:t>
-      </w:r>
-    </w:p>
-    <w:p>
-      <w:pPr>
-        <w:rPr>
-          <w:rFonts w:hint="default"/>
-        </w:rPr>
-      </w:pPr>
-    </w:p>
-    <w:p>
-      <w:pPr>
-        <w:rPr>
-          <w:rFonts w:hint="default"/>
-        </w:rPr>
-      </w:pPr>
-      <w:r>
-        <w:rPr>
-          <w:rFonts w:hint="default"/>
-        </w:rPr>
-        <w:t>Logo / App Name</w:t>
-      </w:r>
-    </w:p>
-    <w:p>
-      <w:pPr>
-        <w:rPr>
-          <w:rFonts w:hint="default"/>
-        </w:rPr>
-      </w:pPr>
-    </w:p>
-    <w:p>
-      <w:pPr>
-        <w:rPr>
-          <w:rFonts w:hint="default"/>
-        </w:rPr>
-      </w:pPr>
-      <w:r>
-        <w:rPr>
-          <w:rFonts w:hint="default"/>
-        </w:rPr>
-        <w:t>Search bar: “Search roles, keywords…”</w:t>
-      </w:r>
-    </w:p>
-    <w:p>
-      <w:pPr>
-        <w:rPr>
-          <w:rFonts w:hint="default"/>
-        </w:rPr>
-      </w:pPr>
-    </w:p>
-    <w:p>
-      <w:pPr>
-        <w:rPr>
-          <w:rFonts w:hint="default"/>
-        </w:rPr>
-      </w:pPr>
-      <w:r>
-        <w:rPr>
-          <w:rFonts w:hint="default"/>
-        </w:rPr>
-        <w:t>Filters button (drawer)</w:t>
-      </w:r>
-    </w:p>
-    <w:p>
-      <w:pPr>
-        <w:rPr>
-          <w:rFonts w:hint="default"/>
-        </w:rPr>
-      </w:pPr>
-    </w:p>
-    <w:p>
-      <w:pPr>
-        <w:rPr>
-          <w:rFonts w:hint="default"/>
-        </w:rPr>
-      </w:pPr>
-      <w:r>
-        <w:rPr>
-          <w:rFonts w:hint="default"/>
-        </w:rPr>
-        <w:t>Filter Drawer</w:t>
-      </w:r>
-    </w:p>
-    <w:p>
-      <w:pPr>
-        <w:rPr>
-          <w:rFonts w:hint="default"/>
-        </w:rPr>
-      </w:pPr>
-    </w:p>
-    <w:p>
-      <w:pPr>
-        <w:rPr>
-          <w:rFonts w:hint="default"/>
-        </w:rPr>
-      </w:pPr>
-      <w:r>
-        <w:rPr>
-          <w:rFonts w:hint="default"/>
-        </w:rPr>
-        <w:t>Company (multi-select)</w:t>
-      </w:r>
-    </w:p>
-    <w:p>
-      <w:pPr>
-        <w:rPr>
-          <w:rFonts w:hint="default"/>
-        </w:rPr>
-      </w:pPr>
-    </w:p>
-    <w:p>
-      <w:pPr>
-        <w:rPr>
-          <w:rFonts w:hint="default"/>
-        </w:rPr>
-      </w:pPr>
-      <w:r>
-        <w:rPr>
-          <w:rFonts w:hint="default"/>
-        </w:rPr>
-        <w:t>Job Type: Remote / Onsite / Hybrid</w:t>
-      </w:r>
-    </w:p>
-    <w:p>
-      <w:pPr>
-        <w:rPr>
-          <w:rFonts w:hint="default"/>
-        </w:rPr>
-      </w:pPr>
-    </w:p>
-    <w:p>
-      <w:pPr>
-        <w:rPr>
-          <w:rFonts w:hint="default"/>
-        </w:rPr>
-      </w:pPr>
-      <w:r>
-        <w:rPr>
-          <w:rFonts w:hint="default"/>
-        </w:rPr>
-        <w:t>Employment: Full-time / Part-time / Contract</w:t>
-      </w:r>
-    </w:p>
-    <w:p>
-      <w:pPr>
-        <w:rPr>
-          <w:rFonts w:hint="default"/>
-        </w:rPr>
-      </w:pPr>
-    </w:p>
-    <w:p>
-      <w:pPr>
-        <w:rPr>
-          <w:rFonts w:hint="default"/>
-        </w:rPr>
-      </w:pPr>
-      <w:r>
-        <w:rPr>
-          <w:rFonts w:hint="default"/>
-        </w:rPr>
-        <w:t>Publish date range</w:t>
-      </w:r>
-    </w:p>
-    <w:p>
-      <w:pPr>
-        <w:rPr>
-          <w:rFonts w:hint="default"/>
-        </w:rPr>
-      </w:pPr>
-    </w:p>
-    <w:p>
-      <w:pPr>
-        <w:rPr>
-          <w:rFonts w:hint="default"/>
-        </w:rPr>
-      </w:pPr>
-      <w:r>
-        <w:rPr>
-          <w:rFonts w:hint="default"/>
-        </w:rPr>
-        <w:t>Expiration: “Show only active jobs” toggle (default ON)</w:t>
-      </w:r>
-    </w:p>
-    <w:p>
-      <w:pPr>
-        <w:rPr>
-          <w:rFonts w:hint="default"/>
-        </w:rPr>
-      </w:pPr>
-    </w:p>
-    <w:p>
-      <w:pPr>
-        <w:rPr>
-          <w:rFonts w:hint="default"/>
-        </w:rPr>
-      </w:pPr>
-      <w:r>
-        <w:rPr>
-          <w:rFonts w:hint="default"/>
-        </w:rPr>
-        <w:t>Job Cards (List/Grid)</w:t>
-      </w:r>
-    </w:p>
-    <w:p>
-      <w:pPr>
-        <w:rPr>
-          <w:rFonts w:hint="default"/>
-        </w:rPr>
-      </w:pPr>
-      <w:r>
-        <w:rPr>
-          <w:rFonts w:hint="default"/>
-        </w:rPr>
-        <w:t>Each card shows:</w:t>
-      </w:r>
-    </w:p>
-    <w:p>
-      <w:pPr>
-        <w:rPr>
-          <w:rFonts w:hint="default"/>
-        </w:rPr>
-      </w:pPr>
-    </w:p>
-    <w:p>
-      <w:pPr>
-        <w:rPr>
-          <w:rFonts w:hint="default"/>
-        </w:rPr>
-      </w:pPr>
-      <w:r>
-        <w:rPr>
-          <w:rFonts w:hint="default"/>
-        </w:rPr>
-        <w:t>Job Title</w:t>
-      </w:r>
-    </w:p>
-    <w:p>
-      <w:pPr>
-        <w:rPr>
-          <w:rFonts w:hint="default"/>
-        </w:rPr>
-      </w:pPr>
-    </w:p>
-    <w:p>
-      <w:pPr>
-        <w:rPr>
-          <w:rFonts w:hint="default"/>
-        </w:rPr>
-      </w:pPr>
-      <w:r>
-        <w:rPr>
-          <w:rFonts w:hint="default"/>
-        </w:rPr>
-        <w:t>Company Name</w:t>
-      </w:r>
-    </w:p>
-    <w:p>
-      <w:pPr>
-        <w:rPr>
-          <w:rFonts w:hint="default"/>
-        </w:rPr>
-      </w:pPr>
-    </w:p>
-    <w:p>
-      <w:pPr>
-        <w:rPr>
-          <w:rFonts w:hint="default"/>
-        </w:rPr>
-      </w:pPr>
-      <w:r>
-        <w:rPr>
-          <w:rFonts w:hint="default"/>
-        </w:rPr>
-        <w:t>Short Description preview (2–3 lines)</w:t>
-      </w:r>
-    </w:p>
-    <w:p>
-      <w:pPr>
-        <w:rPr>
-          <w:rFonts w:hint="default"/>
-        </w:rPr>
-      </w:pPr>
-    </w:p>
-    <w:p>
-      <w:pPr>
-        <w:rPr>
-          <w:rFonts w:hint="default"/>
-        </w:rPr>
-      </w:pPr>
-      <w:r>
-        <w:rPr>
-          <w:rFonts w:hint="default"/>
-        </w:rPr>
-        <w:t>Tags:</w:t>
-      </w:r>
-    </w:p>
-    <w:p>
-      <w:pPr>
-        <w:rPr>
-          <w:rFonts w:hint="default"/>
-        </w:rPr>
-      </w:pPr>
-    </w:p>
-    <w:p>
-      <w:pPr>
-        <w:rPr>
-          <w:rFonts w:hint="default"/>
-        </w:rPr>
-      </w:pPr>
-      <w:r>
-        <w:rPr>
-          <w:rFonts w:hint="default"/>
-        </w:rPr>
-        <w:t>Remote/Onsite/Hybrid</w:t>
-      </w:r>
-    </w:p>
-    <w:p>
-      <w:pPr>
-        <w:rPr>
-          <w:rFonts w:hint="default"/>
-        </w:rPr>
-      </w:pPr>
-    </w:p>
-    <w:p>
-      <w:pPr>
-        <w:rPr>
-          <w:rFonts w:hint="default"/>
-        </w:rPr>
-      </w:pPr>
-      <w:r>
-        <w:rPr>
-          <w:rFonts w:hint="default"/>
-        </w:rPr>
-        <w:t>Full-time/Part-time/Contract</w:t>
-      </w:r>
-    </w:p>
-    <w:p>
-      <w:pPr>
-        <w:rPr>
-          <w:rFonts w:hint="default"/>
-        </w:rPr>
-      </w:pPr>
-    </w:p>
-    <w:p>
-      <w:pPr>
-        <w:rPr>
-          <w:rFonts w:hint="default"/>
-        </w:rPr>
-      </w:pPr>
-      <w:r>
-        <w:rPr>
-          <w:rFonts w:hint="default"/>
-        </w:rPr>
-        <w:t>Published Date</w:t>
-      </w:r>
-    </w:p>
-    <w:p>
-      <w:pPr>
-        <w:rPr>
-          <w:rFonts w:hint="default"/>
-        </w:rPr>
-      </w:pPr>
-    </w:p>
-    <w:p>
-      <w:pPr>
-        <w:rPr>
-          <w:rFonts w:hint="default"/>
-        </w:rPr>
-      </w:pPr>
-      <w:r>
-        <w:rPr>
-          <w:rFonts w:hint="default"/>
-        </w:rPr>
-        <w:t>Expiration Date</w:t>
-      </w:r>
-    </w:p>
-    <w:p>
-      <w:pPr>
-        <w:rPr>
-          <w:rFonts w:hint="default"/>
-        </w:rPr>
-      </w:pPr>
-    </w:p>
-    <w:p>
-      <w:pPr>
-        <w:rPr>
-          <w:rFonts w:hint="default"/>
-        </w:rPr>
-      </w:pPr>
-      <w:r>
-        <w:rPr>
-          <w:rFonts w:hint="default"/>
-        </w:rPr>
-        <w:t>Apply button (primary)</w:t>
-      </w:r>
-    </w:p>
-    <w:p>
-      <w:pPr>
-        <w:rPr>
-          <w:rFonts w:hint="default"/>
-        </w:rPr>
-      </w:pPr>
-    </w:p>
-    <w:p>
-      <w:pPr>
-        <w:rPr>
-          <w:rFonts w:hint="default"/>
-        </w:rPr>
-      </w:pPr>
-      <w:r>
-        <w:rPr>
-          <w:rFonts w:hint="default"/>
-        </w:rPr>
-        <w:t>Status badge:</w:t>
-      </w:r>
-    </w:p>
-    <w:p>
-      <w:pPr>
-        <w:rPr>
-          <w:rFonts w:hint="default"/>
-        </w:rPr>
-      </w:pPr>
-    </w:p>
-    <w:p>
-      <w:pPr>
-        <w:rPr>
-          <w:rFonts w:hint="default"/>
-        </w:rPr>
-      </w:pPr>
-      <w:r>
-        <w:rPr>
-          <w:rFonts w:hint="default"/>
-        </w:rPr>
-        <w:t>Active / Expiring soon / Expired (expired disables Apply)</w:t>
-      </w:r>
-    </w:p>
-    <w:p>
-      <w:pPr>
-        <w:rPr>
-          <w:rFonts w:hint="default"/>
-        </w:rPr>
-      </w:pPr>
-    </w:p>
-    <w:p>
-      <w:pPr>
-        <w:rPr>
-          <w:rFonts w:hint="default"/>
-        </w:rPr>
-      </w:pPr>
-      <w:r>
-        <w:rPr>
-          <w:rFonts w:hint="default"/>
-        </w:rPr>
-        <w:t>Sorting</w:t>
-      </w:r>
-    </w:p>
-    <w:p>
-      <w:pPr>
-        <w:rPr>
-          <w:rFonts w:hint="default"/>
-        </w:rPr>
-      </w:pPr>
-    </w:p>
-    <w:p>
-      <w:pPr>
-        <w:rPr>
-          <w:rFonts w:hint="default"/>
-        </w:rPr>
-      </w:pPr>
-      <w:r>
-        <w:rPr>
-          <w:rFonts w:hint="default"/>
-        </w:rPr>
-        <w:t>Default: Newest First (Published Date)</w:t>
-      </w:r>
-    </w:p>
-    <w:p>
-      <w:pPr>
-        <w:rPr>
-          <w:rFonts w:hint="default"/>
-        </w:rPr>
-      </w:pPr>
-    </w:p>
-    <w:p>
-      <w:pPr>
-        <w:rPr>
-          <w:rFonts w:hint="default"/>
-        </w:rPr>
-      </w:pPr>
-      <w:r>
-        <w:rPr>
-          <w:rFonts w:hint="default"/>
-        </w:rPr>
-        <w:t>Optional: Oldest First, Expiring Soon</w:t>
-      </w:r>
-    </w:p>
-    <w:p>
-      <w:pPr>
-        <w:rPr>
-          <w:rFonts w:hint="default"/>
-        </w:rPr>
-      </w:pPr>
-    </w:p>
-    <w:p>
-      <w:pPr>
-        <w:rPr>
-          <w:rFonts w:hint="default"/>
-        </w:rPr>
-      </w:pPr>
-      <w:r>
-        <w:rPr>
-          <w:rFonts w:hint="default"/>
-        </w:rPr>
-        <w:t>Empty State</w:t>
-      </w:r>
-    </w:p>
-    <w:p>
-      <w:pPr>
-        <w:rPr>
-          <w:rFonts w:hint="default"/>
-        </w:rPr>
-      </w:pPr>
-    </w:p>
-    <w:p>
-      <w:pPr>
-        <w:rPr>
-          <w:rFonts w:hint="default"/>
-        </w:rPr>
-      </w:pPr>
-      <w:r>
-        <w:rPr>
-          <w:rFonts w:hint="default"/>
-        </w:rPr>
-        <w:t>“No jobs found for your filters.”</w:t>
-      </w:r>
-    </w:p>
-    <w:p>
-      <w:pPr>
-        <w:rPr>
-          <w:rFonts w:hint="default"/>
-        </w:rPr>
-      </w:pPr>
-    </w:p>
-    <w:p>
-      <w:pPr>
-        <w:rPr>
-          <w:rFonts w:hint="default"/>
-        </w:rPr>
-      </w:pPr>
-      <w:r>
-        <w:rPr>
-          <w:rFonts w:hint="default"/>
-        </w:rPr>
-        <w:t>Clear filters button</w:t>
-      </w:r>
-    </w:p>
-    <w:p>
-      <w:pPr>
-        <w:rPr>
-          <w:rFonts w:hint="default"/>
-        </w:rPr>
-      </w:pPr>
+        <w:t>2) Public UI Prototype</w:t>
+      </w:r>
     </w:p>
     <w:p>
       <w:pPr>
@@ -951,27 +375,240 @@
           <w:b/>
           <w:bCs/>
         </w:rPr>
-        <w:t>B. Job Details Page</w:t>
-      </w:r>
-    </w:p>
-    <w:p>
-      <w:pPr>
-        <w:rPr>
-          <w:rFonts w:hint="default"/>
-        </w:rPr>
-      </w:pPr>
-    </w:p>
-    <w:p>
-      <w:pPr>
-        <w:rPr>
-          <w:rFonts w:hint="default"/>
-        </w:rPr>
-      </w:pPr>
-      <w:r>
-        <w:rPr>
-          <w:rFonts w:hint="default"/>
-        </w:rPr>
-        <w:t>Top section</w:t>
+        <w:t>A. Public Jobs Board (Sorted by Publish Date DESC by default)</w:t>
+      </w:r>
+    </w:p>
+    <w:p>
+      <w:pPr>
+        <w:rPr>
+          <w:rFonts w:hint="default"/>
+        </w:rPr>
+      </w:pPr>
+    </w:p>
+    <w:p>
+      <w:pPr>
+        <w:rPr>
+          <w:rFonts w:hint="default"/>
+        </w:rPr>
+      </w:pPr>
+      <w:r>
+        <w:rPr>
+          <w:rFonts w:hint="default"/>
+        </w:rPr>
+        <w:t>Header</w:t>
+      </w:r>
+    </w:p>
+    <w:p>
+      <w:pPr>
+        <w:rPr>
+          <w:rFonts w:hint="default"/>
+        </w:rPr>
+      </w:pPr>
+    </w:p>
+    <w:p>
+      <w:pPr>
+        <w:rPr>
+          <w:rFonts w:hint="default"/>
+        </w:rPr>
+      </w:pPr>
+      <w:r>
+        <w:rPr>
+          <w:rFonts w:hint="default"/>
+        </w:rPr>
+        <w:t>Logo / App Name</w:t>
+      </w:r>
+    </w:p>
+    <w:p>
+      <w:pPr>
+        <w:rPr>
+          <w:rFonts w:hint="default"/>
+        </w:rPr>
+      </w:pPr>
+    </w:p>
+    <w:p>
+      <w:pPr>
+        <w:rPr>
+          <w:rFonts w:hint="default"/>
+        </w:rPr>
+      </w:pPr>
+      <w:r>
+        <w:rPr>
+          <w:rFonts w:hint="default"/>
+        </w:rPr>
+        <w:t>Search bar: “Search roles, keywords…”</w:t>
+      </w:r>
+    </w:p>
+    <w:p>
+      <w:pPr>
+        <w:rPr>
+          <w:rFonts w:hint="default"/>
+        </w:rPr>
+      </w:pPr>
+    </w:p>
+    <w:p>
+      <w:pPr>
+        <w:rPr>
+          <w:rFonts w:hint="default"/>
+        </w:rPr>
+      </w:pPr>
+      <w:r>
+        <w:rPr>
+          <w:rFonts w:hint="default"/>
+        </w:rPr>
+        <w:t>Filters button (drawer)</w:t>
+      </w:r>
+    </w:p>
+    <w:p>
+      <w:pPr>
+        <w:rPr>
+          <w:rFonts w:hint="default"/>
+        </w:rPr>
+      </w:pPr>
+    </w:p>
+    <w:p>
+      <w:pPr>
+        <w:rPr>
+          <w:rFonts w:hint="default"/>
+        </w:rPr>
+      </w:pPr>
+      <w:r>
+        <w:rPr>
+          <w:rFonts w:hint="default"/>
+        </w:rPr>
+        <w:t>Filter Drawer</w:t>
+      </w:r>
+    </w:p>
+    <w:p>
+      <w:pPr>
+        <w:rPr>
+          <w:rFonts w:hint="default"/>
+        </w:rPr>
+      </w:pPr>
+    </w:p>
+    <w:p>
+      <w:pPr>
+        <w:rPr>
+          <w:rFonts w:hint="default"/>
+        </w:rPr>
+      </w:pPr>
+      <w:r>
+        <w:rPr>
+          <w:rFonts w:hint="default"/>
+        </w:rPr>
+        <w:t>Company (multi-select)</w:t>
+      </w:r>
+    </w:p>
+    <w:p>
+      <w:pPr>
+        <w:rPr>
+          <w:rFonts w:hint="default"/>
+        </w:rPr>
+      </w:pPr>
+    </w:p>
+    <w:p>
+      <w:pPr>
+        <w:rPr>
+          <w:rFonts w:hint="default"/>
+        </w:rPr>
+      </w:pPr>
+      <w:r>
+        <w:rPr>
+          <w:rFonts w:hint="default"/>
+        </w:rPr>
+        <w:t>Job Type: Remote / Onsite / Hybrid</w:t>
+      </w:r>
+    </w:p>
+    <w:p>
+      <w:pPr>
+        <w:rPr>
+          <w:rFonts w:hint="default"/>
+        </w:rPr>
+      </w:pPr>
+    </w:p>
+    <w:p>
+      <w:pPr>
+        <w:rPr>
+          <w:rFonts w:hint="default"/>
+        </w:rPr>
+      </w:pPr>
+      <w:r>
+        <w:rPr>
+          <w:rFonts w:hint="default"/>
+        </w:rPr>
+        <w:t>Employment: Full-time / Part-time / Contract</w:t>
+      </w:r>
+    </w:p>
+    <w:p>
+      <w:pPr>
+        <w:rPr>
+          <w:rFonts w:hint="default"/>
+        </w:rPr>
+      </w:pPr>
+    </w:p>
+    <w:p>
+      <w:pPr>
+        <w:rPr>
+          <w:rFonts w:hint="default"/>
+        </w:rPr>
+      </w:pPr>
+      <w:r>
+        <w:rPr>
+          <w:rFonts w:hint="default"/>
+        </w:rPr>
+        <w:t>Publish date range</w:t>
+      </w:r>
+    </w:p>
+    <w:p>
+      <w:pPr>
+        <w:rPr>
+          <w:rFonts w:hint="default"/>
+        </w:rPr>
+      </w:pPr>
+    </w:p>
+    <w:p>
+      <w:pPr>
+        <w:rPr>
+          <w:rFonts w:hint="default"/>
+        </w:rPr>
+      </w:pPr>
+      <w:r>
+        <w:rPr>
+          <w:rFonts w:hint="default"/>
+        </w:rPr>
+        <w:t>Expiration: “Show only active jobs” toggle (default ON)</w:t>
+      </w:r>
+    </w:p>
+    <w:p>
+      <w:pPr>
+        <w:rPr>
+          <w:rFonts w:hint="default"/>
+        </w:rPr>
+      </w:pPr>
+    </w:p>
+    <w:p>
+      <w:pPr>
+        <w:rPr>
+          <w:rFonts w:hint="default"/>
+        </w:rPr>
+      </w:pPr>
+      <w:r>
+        <w:rPr>
+          <w:rFonts w:hint="default"/>
+        </w:rPr>
+        <w:t>Job Cards (List/Grid)</w:t>
+      </w:r>
+    </w:p>
+    <w:p>
+      <w:pPr>
+        <w:rPr>
+          <w:rFonts w:hint="default"/>
+        </w:rPr>
+      </w:pPr>
+      <w:r>
+        <w:rPr>
+          <w:rFonts w:hint="default"/>
+        </w:rPr>
+        <w:t>Each card shows:</w:t>
       </w:r>
     </w:p>
     <w:p>
@@ -1031,167 +668,287 @@
         <w:rPr>
           <w:rFonts w:hint="default"/>
         </w:rPr>
-        <w:t>Tag pills: Remote/Onsite/Hybrid + Employment type</w:t>
-      </w:r>
-    </w:p>
-    <w:p>
-      <w:pPr>
-        <w:rPr>
-          <w:rFonts w:hint="default"/>
-        </w:rPr>
-      </w:pPr>
-    </w:p>
-    <w:p>
-      <w:pPr>
-        <w:rPr>
-          <w:rFonts w:hint="default"/>
-        </w:rPr>
-      </w:pPr>
-      <w:r>
-        <w:rPr>
-          <w:rFonts w:hint="default"/>
-        </w:rPr>
-        <w:t>Published date + Expiration date</w:t>
-      </w:r>
-    </w:p>
-    <w:p>
-      <w:pPr>
-        <w:rPr>
-          <w:rFonts w:hint="default"/>
-        </w:rPr>
-      </w:pPr>
-    </w:p>
-    <w:p>
-      <w:pPr>
-        <w:rPr>
-          <w:rFonts w:hint="default"/>
-        </w:rPr>
-      </w:pPr>
-      <w:r>
-        <w:rPr>
-          <w:rFonts w:hint="default"/>
-        </w:rPr>
-        <w:t>Apply button (sticky on mobile)</w:t>
-      </w:r>
-    </w:p>
-    <w:p>
-      <w:pPr>
-        <w:rPr>
-          <w:rFonts w:hint="default"/>
-        </w:rPr>
-      </w:pPr>
-    </w:p>
-    <w:p>
-      <w:pPr>
-        <w:rPr>
-          <w:rFonts w:hint="default"/>
-        </w:rPr>
-      </w:pPr>
-      <w:r>
-        <w:rPr>
-          <w:rFonts w:hint="default"/>
-        </w:rPr>
-        <w:t>Body</w:t>
-      </w:r>
-    </w:p>
-    <w:p>
-      <w:pPr>
-        <w:rPr>
-          <w:rFonts w:hint="default"/>
-        </w:rPr>
-      </w:pPr>
-    </w:p>
-    <w:p>
-      <w:pPr>
-        <w:rPr>
-          <w:rFonts w:hint="default"/>
-        </w:rPr>
-      </w:pPr>
-      <w:r>
-        <w:rPr>
-          <w:rFonts w:hint="default"/>
-        </w:rPr>
-        <w:t>Full Job Description</w:t>
-      </w:r>
-    </w:p>
-    <w:p>
-      <w:pPr>
-        <w:rPr>
-          <w:rFonts w:hint="default"/>
-        </w:rPr>
-      </w:pPr>
-    </w:p>
-    <w:p>
-      <w:pPr>
-        <w:rPr>
-          <w:rFonts w:hint="default"/>
-        </w:rPr>
-      </w:pPr>
-      <w:r>
-        <w:rPr>
-          <w:rFonts w:hint="default"/>
-        </w:rPr>
-        <w:t>Responsibilities / Requirements (if provided)</w:t>
-      </w:r>
-    </w:p>
-    <w:p>
-      <w:pPr>
-        <w:rPr>
-          <w:rFonts w:hint="default"/>
-        </w:rPr>
-      </w:pPr>
-    </w:p>
-    <w:p>
-      <w:pPr>
-        <w:rPr>
-          <w:rFonts w:hint="default"/>
-        </w:rPr>
-      </w:pPr>
-      <w:r>
-        <w:rPr>
-          <w:rFonts w:hint="default"/>
-        </w:rPr>
-        <w:t>Key Skills (chips) (optional but helpful for matching)</w:t>
-      </w:r>
-    </w:p>
-    <w:p>
-      <w:pPr>
-        <w:rPr>
-          <w:rFonts w:hint="default"/>
-        </w:rPr>
-      </w:pPr>
-    </w:p>
-    <w:p>
-      <w:pPr>
-        <w:rPr>
-          <w:rFonts w:hint="default"/>
-        </w:rPr>
-      </w:pPr>
-      <w:r>
-        <w:rPr>
-          <w:rFonts w:hint="default"/>
-        </w:rPr>
-        <w:t>Apply CTA</w:t>
-      </w:r>
-    </w:p>
-    <w:p>
-      <w:pPr>
-        <w:rPr>
-          <w:rFonts w:hint="default"/>
-        </w:rPr>
-      </w:pPr>
-    </w:p>
-    <w:p>
-      <w:pPr>
-        <w:rPr>
-          <w:rFonts w:hint="default"/>
-        </w:rPr>
-      </w:pPr>
-      <w:r>
-        <w:rPr>
-          <w:rFonts w:hint="default"/>
-        </w:rPr>
-        <w:t>“Apply Now” opens Apply form page</w:t>
+        <w:t>Short Description preview (2–3 lines)</w:t>
+      </w:r>
+    </w:p>
+    <w:p>
+      <w:pPr>
+        <w:rPr>
+          <w:rFonts w:hint="default"/>
+        </w:rPr>
+      </w:pPr>
+    </w:p>
+    <w:p>
+      <w:pPr>
+        <w:rPr>
+          <w:rFonts w:hint="default"/>
+        </w:rPr>
+      </w:pPr>
+      <w:r>
+        <w:rPr>
+          <w:rFonts w:hint="default"/>
+        </w:rPr>
+        <w:t>Tags:</w:t>
+      </w:r>
+    </w:p>
+    <w:p>
+      <w:pPr>
+        <w:rPr>
+          <w:rFonts w:hint="default"/>
+        </w:rPr>
+      </w:pPr>
+    </w:p>
+    <w:p>
+      <w:pPr>
+        <w:rPr>
+          <w:rFonts w:hint="default"/>
+        </w:rPr>
+      </w:pPr>
+      <w:r>
+        <w:rPr>
+          <w:rFonts w:hint="default"/>
+        </w:rPr>
+        <w:t>Remote/Onsite/Hybrid</w:t>
+      </w:r>
+    </w:p>
+    <w:p>
+      <w:pPr>
+        <w:rPr>
+          <w:rFonts w:hint="default"/>
+        </w:rPr>
+      </w:pPr>
+    </w:p>
+    <w:p>
+      <w:pPr>
+        <w:rPr>
+          <w:rFonts w:hint="default"/>
+        </w:rPr>
+      </w:pPr>
+      <w:r>
+        <w:rPr>
+          <w:rFonts w:hint="default"/>
+        </w:rPr>
+        <w:t>Full-time/Part-time/Contract</w:t>
+      </w:r>
+    </w:p>
+    <w:p>
+      <w:pPr>
+        <w:rPr>
+          <w:rFonts w:hint="default"/>
+        </w:rPr>
+      </w:pPr>
+    </w:p>
+    <w:p>
+      <w:pPr>
+        <w:rPr>
+          <w:rFonts w:hint="default"/>
+        </w:rPr>
+      </w:pPr>
+      <w:r>
+        <w:rPr>
+          <w:rFonts w:hint="default"/>
+        </w:rPr>
+        <w:t>Published Date</w:t>
+      </w:r>
+    </w:p>
+    <w:p>
+      <w:pPr>
+        <w:rPr>
+          <w:rFonts w:hint="default"/>
+        </w:rPr>
+      </w:pPr>
+    </w:p>
+    <w:p>
+      <w:pPr>
+        <w:rPr>
+          <w:rFonts w:hint="default"/>
+        </w:rPr>
+      </w:pPr>
+      <w:r>
+        <w:rPr>
+          <w:rFonts w:hint="default"/>
+        </w:rPr>
+        <w:t>Expiration Date</w:t>
+      </w:r>
+    </w:p>
+    <w:p>
+      <w:pPr>
+        <w:rPr>
+          <w:rFonts w:hint="default"/>
+        </w:rPr>
+      </w:pPr>
+    </w:p>
+    <w:p>
+      <w:pPr>
+        <w:rPr>
+          <w:rFonts w:hint="default"/>
+        </w:rPr>
+      </w:pPr>
+      <w:r>
+        <w:rPr>
+          <w:rFonts w:hint="default"/>
+        </w:rPr>
+        <w:t>Apply button (primary)</w:t>
+      </w:r>
+    </w:p>
+    <w:p>
+      <w:pPr>
+        <w:rPr>
+          <w:rFonts w:hint="default"/>
+        </w:rPr>
+      </w:pPr>
+    </w:p>
+    <w:p>
+      <w:pPr>
+        <w:rPr>
+          <w:rFonts w:hint="default"/>
+        </w:rPr>
+      </w:pPr>
+      <w:r>
+        <w:rPr>
+          <w:rFonts w:hint="default"/>
+        </w:rPr>
+        <w:t>Status badge:</w:t>
+      </w:r>
+    </w:p>
+    <w:p>
+      <w:pPr>
+        <w:rPr>
+          <w:rFonts w:hint="default"/>
+        </w:rPr>
+      </w:pPr>
+    </w:p>
+    <w:p>
+      <w:pPr>
+        <w:rPr>
+          <w:rFonts w:hint="default"/>
+        </w:rPr>
+      </w:pPr>
+      <w:r>
+        <w:rPr>
+          <w:rFonts w:hint="default"/>
+        </w:rPr>
+        <w:t>Active / Expiring soon / Expired (expired disables Apply)</w:t>
+      </w:r>
+    </w:p>
+    <w:p>
+      <w:pPr>
+        <w:rPr>
+          <w:rFonts w:hint="default"/>
+        </w:rPr>
+      </w:pPr>
+    </w:p>
+    <w:p>
+      <w:pPr>
+        <w:rPr>
+          <w:rFonts w:hint="default"/>
+        </w:rPr>
+      </w:pPr>
+      <w:r>
+        <w:rPr>
+          <w:rFonts w:hint="default"/>
+        </w:rPr>
+        <w:t>Sorting</w:t>
+      </w:r>
+    </w:p>
+    <w:p>
+      <w:pPr>
+        <w:rPr>
+          <w:rFonts w:hint="default"/>
+        </w:rPr>
+      </w:pPr>
+    </w:p>
+    <w:p>
+      <w:pPr>
+        <w:rPr>
+          <w:rFonts w:hint="default"/>
+        </w:rPr>
+      </w:pPr>
+      <w:r>
+        <w:rPr>
+          <w:rFonts w:hint="default"/>
+        </w:rPr>
+        <w:t>Default: Newest First (Published Date)</w:t>
+      </w:r>
+    </w:p>
+    <w:p>
+      <w:pPr>
+        <w:rPr>
+          <w:rFonts w:hint="default"/>
+        </w:rPr>
+      </w:pPr>
+    </w:p>
+    <w:p>
+      <w:pPr>
+        <w:rPr>
+          <w:rFonts w:hint="default"/>
+        </w:rPr>
+      </w:pPr>
+      <w:r>
+        <w:rPr>
+          <w:rFonts w:hint="default"/>
+        </w:rPr>
+        <w:t>Optional: Oldest First, Expiring Soon</w:t>
+      </w:r>
+    </w:p>
+    <w:p>
+      <w:pPr>
+        <w:rPr>
+          <w:rFonts w:hint="default"/>
+        </w:rPr>
+      </w:pPr>
+    </w:p>
+    <w:p>
+      <w:pPr>
+        <w:rPr>
+          <w:rFonts w:hint="default"/>
+        </w:rPr>
+      </w:pPr>
+      <w:r>
+        <w:rPr>
+          <w:rFonts w:hint="default"/>
+        </w:rPr>
+        <w:t>Empty State</w:t>
+      </w:r>
+    </w:p>
+    <w:p>
+      <w:pPr>
+        <w:rPr>
+          <w:rFonts w:hint="default"/>
+        </w:rPr>
+      </w:pPr>
+    </w:p>
+    <w:p>
+      <w:pPr>
+        <w:rPr>
+          <w:rFonts w:hint="default"/>
+        </w:rPr>
+      </w:pPr>
+      <w:r>
+        <w:rPr>
+          <w:rFonts w:hint="default"/>
+        </w:rPr>
+        <w:t>“No jobs found for your filters.”</w:t>
+      </w:r>
+    </w:p>
+    <w:p>
+      <w:pPr>
+        <w:rPr>
+          <w:rFonts w:hint="default"/>
+        </w:rPr>
+      </w:pPr>
+    </w:p>
+    <w:p>
+      <w:pPr>
+        <w:rPr>
+          <w:rFonts w:hint="default"/>
+        </w:rPr>
+      </w:pPr>
+      <w:r>
+        <w:rPr>
+          <w:rFonts w:hint="default"/>
+        </w:rPr>
+        <w:t>Clear filters button</w:t>
       </w:r>
     </w:p>
     <w:p>
@@ -1215,7 +972,247 @@
           <w:b/>
           <w:bCs/>
         </w:rPr>
-        <w:t>C. Apply Page (Candidate Application)</w:t>
+        <w:t>B. Job Details Page</w:t>
+      </w:r>
+    </w:p>
+    <w:p>
+      <w:pPr>
+        <w:rPr>
+          <w:rFonts w:hint="default"/>
+        </w:rPr>
+      </w:pPr>
+    </w:p>
+    <w:p>
+      <w:pPr>
+        <w:rPr>
+          <w:rFonts w:hint="default"/>
+        </w:rPr>
+      </w:pPr>
+      <w:r>
+        <w:rPr>
+          <w:rFonts w:hint="default"/>
+        </w:rPr>
+        <w:t>Top section</w:t>
+      </w:r>
+    </w:p>
+    <w:p>
+      <w:pPr>
+        <w:rPr>
+          <w:rFonts w:hint="default"/>
+        </w:rPr>
+      </w:pPr>
+    </w:p>
+    <w:p>
+      <w:pPr>
+        <w:rPr>
+          <w:rFonts w:hint="default"/>
+        </w:rPr>
+      </w:pPr>
+      <w:r>
+        <w:rPr>
+          <w:rFonts w:hint="default"/>
+        </w:rPr>
+        <w:t>Job Title</w:t>
+      </w:r>
+    </w:p>
+    <w:p>
+      <w:pPr>
+        <w:rPr>
+          <w:rFonts w:hint="default"/>
+        </w:rPr>
+      </w:pPr>
+    </w:p>
+    <w:p>
+      <w:pPr>
+        <w:rPr>
+          <w:rFonts w:hint="default"/>
+        </w:rPr>
+      </w:pPr>
+      <w:r>
+        <w:rPr>
+          <w:rFonts w:hint="default"/>
+        </w:rPr>
+        <w:t>Company Name</w:t>
+      </w:r>
+    </w:p>
+    <w:p>
+      <w:pPr>
+        <w:rPr>
+          <w:rFonts w:hint="default"/>
+        </w:rPr>
+      </w:pPr>
+    </w:p>
+    <w:p>
+      <w:pPr>
+        <w:rPr>
+          <w:rFonts w:hint="default"/>
+        </w:rPr>
+      </w:pPr>
+      <w:r>
+        <w:rPr>
+          <w:rFonts w:hint="default"/>
+        </w:rPr>
+        <w:t>Tag pills: Remote/Onsite/Hybrid + Employment type</w:t>
+      </w:r>
+    </w:p>
+    <w:p>
+      <w:pPr>
+        <w:rPr>
+          <w:rFonts w:hint="default"/>
+        </w:rPr>
+      </w:pPr>
+    </w:p>
+    <w:p>
+      <w:pPr>
+        <w:rPr>
+          <w:rFonts w:hint="default"/>
+        </w:rPr>
+      </w:pPr>
+      <w:r>
+        <w:rPr>
+          <w:rFonts w:hint="default"/>
+        </w:rPr>
+        <w:t>Published date + Expiration date</w:t>
+      </w:r>
+    </w:p>
+    <w:p>
+      <w:pPr>
+        <w:rPr>
+          <w:rFonts w:hint="default"/>
+        </w:rPr>
+      </w:pPr>
+    </w:p>
+    <w:p>
+      <w:pPr>
+        <w:rPr>
+          <w:rFonts w:hint="default"/>
+        </w:rPr>
+      </w:pPr>
+      <w:r>
+        <w:rPr>
+          <w:rFonts w:hint="default"/>
+        </w:rPr>
+        <w:t>Apply button (sticky on mobile)</w:t>
+      </w:r>
+    </w:p>
+    <w:p>
+      <w:pPr>
+        <w:rPr>
+          <w:rFonts w:hint="default"/>
+        </w:rPr>
+      </w:pPr>
+    </w:p>
+    <w:p>
+      <w:pPr>
+        <w:rPr>
+          <w:rFonts w:hint="default"/>
+        </w:rPr>
+      </w:pPr>
+      <w:r>
+        <w:rPr>
+          <w:rFonts w:hint="default"/>
+        </w:rPr>
+        <w:t>Body</w:t>
+      </w:r>
+    </w:p>
+    <w:p>
+      <w:pPr>
+        <w:rPr>
+          <w:rFonts w:hint="default"/>
+        </w:rPr>
+      </w:pPr>
+    </w:p>
+    <w:p>
+      <w:pPr>
+        <w:rPr>
+          <w:rFonts w:hint="default"/>
+        </w:rPr>
+      </w:pPr>
+      <w:r>
+        <w:rPr>
+          <w:rFonts w:hint="default"/>
+        </w:rPr>
+        <w:t>Full Job Description</w:t>
+      </w:r>
+    </w:p>
+    <w:p>
+      <w:pPr>
+        <w:rPr>
+          <w:rFonts w:hint="default"/>
+        </w:rPr>
+      </w:pPr>
+    </w:p>
+    <w:p>
+      <w:pPr>
+        <w:rPr>
+          <w:rFonts w:hint="default"/>
+        </w:rPr>
+      </w:pPr>
+      <w:r>
+        <w:rPr>
+          <w:rFonts w:hint="default"/>
+        </w:rPr>
+        <w:t>Responsibilities / Requirements (if provided)</w:t>
+      </w:r>
+    </w:p>
+    <w:p>
+      <w:pPr>
+        <w:rPr>
+          <w:rFonts w:hint="default"/>
+        </w:rPr>
+      </w:pPr>
+    </w:p>
+    <w:p>
+      <w:pPr>
+        <w:rPr>
+          <w:rFonts w:hint="default"/>
+        </w:rPr>
+      </w:pPr>
+      <w:r>
+        <w:rPr>
+          <w:rFonts w:hint="default"/>
+        </w:rPr>
+        <w:t>Key Skills (chips) (optional but helpful for matching)</w:t>
+      </w:r>
+    </w:p>
+    <w:p>
+      <w:pPr>
+        <w:rPr>
+          <w:rFonts w:hint="default"/>
+        </w:rPr>
+      </w:pPr>
+    </w:p>
+    <w:p>
+      <w:pPr>
+        <w:rPr>
+          <w:rFonts w:hint="default"/>
+        </w:rPr>
+      </w:pPr>
+      <w:r>
+        <w:rPr>
+          <w:rFonts w:hint="default"/>
+        </w:rPr>
+        <w:t>Apply CTA</w:t>
+      </w:r>
+    </w:p>
+    <w:p>
+      <w:pPr>
+        <w:rPr>
+          <w:rFonts w:hint="default"/>
+        </w:rPr>
+      </w:pPr>
+    </w:p>
+    <w:p>
+      <w:pPr>
+        <w:rPr>
+          <w:rFonts w:hint="default"/>
+        </w:rPr>
+      </w:pPr>
+      <w:r>
+        <w:rPr>
+          <w:rFonts w:hint="default"/>
+        </w:rPr>
+        <w:t>“Apply Now” opens Apply form page</w:t>
       </w:r>
     </w:p>
     <w:p>
@@ -1239,350 +1236,7 @@
           <w:b/>
           <w:bCs/>
         </w:rPr>
-        <w:t>Form fields</w:t>
-      </w:r>
-    </w:p>
-    <w:p>
-      <w:pPr>
-        <w:rPr>
-          <w:rFonts w:hint="default"/>
-        </w:rPr>
-      </w:pPr>
-    </w:p>
-    <w:p>
-      <w:pPr>
-        <w:rPr>
-          <w:rFonts w:hint="default"/>
-        </w:rPr>
-      </w:pPr>
-      <w:r>
-        <w:rPr>
-          <w:rFonts w:hint="default"/>
-        </w:rPr>
-        <w:t>Full name</w:t>
-      </w:r>
-    </w:p>
-    <w:p>
-      <w:pPr>
-        <w:rPr>
-          <w:rFonts w:hint="default"/>
-        </w:rPr>
-      </w:pPr>
-    </w:p>
-    <w:p>
-      <w:pPr>
-        <w:rPr>
-          <w:rFonts w:hint="default"/>
-        </w:rPr>
-      </w:pPr>
-      <w:r>
-        <w:rPr>
-          <w:rFonts w:hint="default"/>
-        </w:rPr>
-        <w:t>Email (required)</w:t>
-      </w:r>
-    </w:p>
-    <w:p>
-      <w:pPr>
-        <w:rPr>
-          <w:rFonts w:hint="default"/>
-        </w:rPr>
-      </w:pPr>
-    </w:p>
-    <w:p>
-      <w:pPr>
-        <w:rPr>
-          <w:rFonts w:hint="default"/>
-        </w:rPr>
-      </w:pPr>
-      <w:r>
-        <w:rPr>
-          <w:rFonts w:hint="default"/>
-        </w:rPr>
-        <w:t>Phone (optional)</w:t>
-      </w:r>
-    </w:p>
-    <w:p>
-      <w:pPr>
-        <w:rPr>
-          <w:rFonts w:hint="default"/>
-        </w:rPr>
-      </w:pPr>
-    </w:p>
-    <w:p>
-      <w:pPr>
-        <w:rPr>
-          <w:rFonts w:hint="default"/>
-          <w:lang w:val="en-US"/>
-        </w:rPr>
-      </w:pPr>
-      <w:r>
-        <w:rPr>
-          <w:rFonts w:hint="default"/>
-          <w:lang w:val="en-US"/>
-        </w:rPr>
-        <w:t>Address</w:t>
-      </w:r>
-    </w:p>
-    <w:p>
-      <w:pPr>
-        <w:rPr>
-          <w:rFonts w:hint="default"/>
-          <w:lang w:val="en-US"/>
-        </w:rPr>
-      </w:pPr>
-    </w:p>
-    <w:p>
-      <w:pPr>
-        <w:rPr>
-          <w:rFonts w:hint="default"/>
-        </w:rPr>
-      </w:pPr>
-      <w:r>
-        <w:rPr>
-          <w:rFonts w:hint="default"/>
-        </w:rPr>
-        <w:t>Location (optional)</w:t>
-      </w:r>
-    </w:p>
-    <w:p>
-      <w:pPr>
-        <w:rPr>
-          <w:rFonts w:hint="default"/>
-        </w:rPr>
-      </w:pPr>
-    </w:p>
-    <w:p>
-      <w:pPr>
-        <w:rPr>
-          <w:rFonts w:hint="default"/>
-        </w:rPr>
-      </w:pPr>
-      <w:r>
-        <w:rPr>
-          <w:rFonts w:hint="default"/>
-        </w:rPr>
-        <w:t>LinkedIn/Portfolio (optional)</w:t>
-      </w:r>
-    </w:p>
-    <w:p>
-      <w:pPr>
-        <w:rPr>
-          <w:rFonts w:hint="default"/>
-        </w:rPr>
-      </w:pPr>
-    </w:p>
-    <w:p>
-      <w:pPr>
-        <w:rPr>
-          <w:rFonts w:hint="default"/>
-        </w:rPr>
-      </w:pPr>
-      <w:r>
-        <w:rPr>
-          <w:rFonts w:hint="default"/>
-        </w:rPr>
-        <w:t>Cover letter (textarea, optional)</w:t>
-      </w:r>
-    </w:p>
-    <w:p>
-      <w:pPr>
-        <w:rPr>
-          <w:rFonts w:hint="default"/>
-        </w:rPr>
-      </w:pPr>
-    </w:p>
-    <w:p>
-      <w:pPr>
-        <w:rPr>
-          <w:rFonts w:hint="default"/>
-        </w:rPr>
-      </w:pPr>
-      <w:r>
-        <w:rPr>
-          <w:rFonts w:hint="default"/>
-        </w:rPr>
-        <w:t>CV upload (PDF/DOCX) required</w:t>
-      </w:r>
-    </w:p>
-    <w:p>
-      <w:pPr>
-        <w:rPr>
-          <w:rFonts w:hint="default"/>
-        </w:rPr>
-      </w:pPr>
-    </w:p>
-    <w:p>
-      <w:pPr>
-        <w:rPr>
-          <w:rFonts w:hint="default"/>
-        </w:rPr>
-      </w:pPr>
-      <w:r>
-        <w:rPr>
-          <w:rFonts w:hint="default"/>
-        </w:rPr>
-        <w:t>Consent checkbox: “I agree my data will be processed…”</w:t>
-      </w:r>
-    </w:p>
-    <w:p>
-      <w:pPr>
-        <w:rPr>
-          <w:rFonts w:hint="default"/>
-        </w:rPr>
-      </w:pPr>
-    </w:p>
-    <w:p>
-      <w:pPr>
-        <w:rPr>
-          <w:rFonts w:hint="default"/>
-        </w:rPr>
-      </w:pPr>
-      <w:r>
-        <w:rPr>
-          <w:rFonts w:hint="default"/>
-        </w:rPr>
-        <w:t>Submit</w:t>
-      </w:r>
-    </w:p>
-    <w:p>
-      <w:pPr>
-        <w:rPr>
-          <w:rFonts w:hint="default"/>
-        </w:rPr>
-      </w:pPr>
-    </w:p>
-    <w:p>
-      <w:pPr>
-        <w:rPr>
-          <w:rFonts w:hint="default"/>
-        </w:rPr>
-      </w:pPr>
-      <w:r>
-        <w:rPr>
-          <w:rFonts w:hint="default"/>
-        </w:rPr>
-        <w:t>Success screen:</w:t>
-      </w:r>
-    </w:p>
-    <w:p>
-      <w:pPr>
-        <w:rPr>
-          <w:rFonts w:hint="default"/>
-        </w:rPr>
-      </w:pPr>
-    </w:p>
-    <w:p>
-      <w:pPr>
-        <w:rPr>
-          <w:rFonts w:hint="default"/>
-        </w:rPr>
-      </w:pPr>
-      <w:r>
-        <w:rPr>
-          <w:rFonts w:hint="default"/>
-        </w:rPr>
-        <w:t>“Application submitted”</w:t>
-      </w:r>
-    </w:p>
-    <w:p>
-      <w:pPr>
-        <w:rPr>
-          <w:rFonts w:hint="default"/>
-        </w:rPr>
-      </w:pPr>
-    </w:p>
-    <w:p>
-      <w:pPr>
-        <w:rPr>
-          <w:rFonts w:hint="default"/>
-        </w:rPr>
-      </w:pPr>
-      <w:r>
-        <w:rPr>
-          <w:rFonts w:hint="default"/>
-        </w:rPr>
-        <w:t>“You’ll receive updates via email”</w:t>
-      </w:r>
-    </w:p>
-    <w:p>
-      <w:pPr>
-        <w:rPr>
-          <w:rFonts w:hint="default"/>
-        </w:rPr>
-      </w:pPr>
-    </w:p>
-    <w:p>
-      <w:pPr>
-        <w:rPr>
-          <w:rFonts w:hint="default"/>
-        </w:rPr>
-      </w:pPr>
-      <w:r>
-        <w:rPr>
-          <w:rFonts w:hint="default"/>
-        </w:rPr>
-        <w:t>Error handling:</w:t>
-      </w:r>
-    </w:p>
-    <w:p>
-      <w:pPr>
-        <w:rPr>
-          <w:rFonts w:hint="default"/>
-        </w:rPr>
-      </w:pPr>
-    </w:p>
-    <w:p>
-      <w:pPr>
-        <w:rPr>
-          <w:rFonts w:hint="default"/>
-        </w:rPr>
-      </w:pPr>
-      <w:r>
-        <w:rPr>
-          <w:rFonts w:hint="default"/>
-        </w:rPr>
-        <w:t>invalid file type</w:t>
-      </w:r>
-    </w:p>
-    <w:p>
-      <w:pPr>
-        <w:rPr>
-          <w:rFonts w:hint="default"/>
-        </w:rPr>
-      </w:pPr>
-    </w:p>
-    <w:p>
-      <w:pPr>
-        <w:rPr>
-          <w:rFonts w:hint="default"/>
-        </w:rPr>
-      </w:pPr>
-      <w:r>
-        <w:rPr>
-          <w:rFonts w:hint="default"/>
-        </w:rPr>
-        <w:t>file too large</w:t>
-      </w:r>
-    </w:p>
-    <w:p>
-      <w:pPr>
-        <w:rPr>
-          <w:rFonts w:hint="default"/>
-        </w:rPr>
-      </w:pPr>
-    </w:p>
-    <w:p>
-      <w:pPr>
-        <w:rPr>
-          <w:rFonts w:hint="default"/>
-        </w:rPr>
-      </w:pPr>
-      <w:r>
-        <w:rPr>
-          <w:rFonts w:hint="default"/>
-        </w:rPr>
-        <w:t>missing fields</w:t>
+        <w:t>C. Apply Page (Candidate Application)</w:t>
       </w:r>
     </w:p>
     <w:p>
@@ -1606,8 +1260,358 @@
           <w:b/>
           <w:bCs/>
         </w:rPr>
-        <w:t>3) HR/Admin UI Prototype</w:t>
-      </w:r>
+        <w:t>Form fields</w:t>
+      </w:r>
+    </w:p>
+    <w:p>
+      <w:pPr>
+        <w:rPr>
+          <w:rFonts w:hint="default"/>
+        </w:rPr>
+      </w:pPr>
+    </w:p>
+    <w:p>
+      <w:pPr>
+        <w:rPr>
+          <w:rFonts w:hint="default"/>
+        </w:rPr>
+      </w:pPr>
+      <w:r>
+        <w:rPr>
+          <w:rFonts w:hint="default"/>
+        </w:rPr>
+        <w:t>Full name</w:t>
+      </w:r>
+    </w:p>
+    <w:p>
+      <w:pPr>
+        <w:rPr>
+          <w:rFonts w:hint="default"/>
+        </w:rPr>
+      </w:pPr>
+    </w:p>
+    <w:p>
+      <w:pPr>
+        <w:rPr>
+          <w:rFonts w:hint="default"/>
+        </w:rPr>
+      </w:pPr>
+      <w:r>
+        <w:rPr>
+          <w:rFonts w:hint="default"/>
+        </w:rPr>
+        <w:t>Email (required)</w:t>
+      </w:r>
+    </w:p>
+    <w:p>
+      <w:pPr>
+        <w:rPr>
+          <w:rFonts w:hint="default"/>
+        </w:rPr>
+      </w:pPr>
+    </w:p>
+    <w:p>
+      <w:pPr>
+        <w:rPr>
+          <w:rFonts w:hint="default"/>
+        </w:rPr>
+      </w:pPr>
+      <w:r>
+        <w:rPr>
+          <w:rFonts w:hint="default"/>
+        </w:rPr>
+        <w:t>Phone (optional)</w:t>
+      </w:r>
+    </w:p>
+    <w:p>
+      <w:pPr>
+        <w:rPr>
+          <w:rFonts w:hint="default"/>
+        </w:rPr>
+      </w:pPr>
+    </w:p>
+    <w:p>
+      <w:pPr>
+        <w:rPr>
+          <w:rFonts w:hint="default"/>
+          <w:lang w:val="en-US"/>
+        </w:rPr>
+      </w:pPr>
+      <w:r>
+        <w:rPr>
+          <w:rFonts w:hint="default"/>
+          <w:lang w:val="en-US"/>
+        </w:rPr>
+        <w:t>Address</w:t>
+      </w:r>
+    </w:p>
+    <w:p>
+      <w:pPr>
+        <w:rPr>
+          <w:rFonts w:hint="default"/>
+          <w:lang w:val="en-US"/>
+        </w:rPr>
+      </w:pPr>
+    </w:p>
+    <w:p>
+      <w:pPr>
+        <w:rPr>
+          <w:rFonts w:hint="default"/>
+        </w:rPr>
+      </w:pPr>
+      <w:r>
+        <w:rPr>
+          <w:rFonts w:hint="default"/>
+        </w:rPr>
+        <w:t>Location (optional)</w:t>
+      </w:r>
+    </w:p>
+    <w:p>
+      <w:pPr>
+        <w:rPr>
+          <w:rFonts w:hint="default"/>
+        </w:rPr>
+      </w:pPr>
+    </w:p>
+    <w:p>
+      <w:pPr>
+        <w:rPr>
+          <w:rFonts w:hint="default"/>
+        </w:rPr>
+      </w:pPr>
+      <w:r>
+        <w:rPr>
+          <w:rFonts w:hint="default"/>
+        </w:rPr>
+        <w:t>LinkedIn/Portfolio (optional)</w:t>
+      </w:r>
+    </w:p>
+    <w:p>
+      <w:pPr>
+        <w:rPr>
+          <w:rFonts w:hint="default"/>
+        </w:rPr>
+      </w:pPr>
+    </w:p>
+    <w:p>
+      <w:pPr>
+        <w:rPr>
+          <w:rFonts w:hint="default"/>
+        </w:rPr>
+      </w:pPr>
+      <w:r>
+        <w:rPr>
+          <w:rFonts w:hint="default"/>
+        </w:rPr>
+        <w:t>Cover letter (textarea, optional)</w:t>
+      </w:r>
+    </w:p>
+    <w:p>
+      <w:pPr>
+        <w:rPr>
+          <w:rFonts w:hint="default"/>
+        </w:rPr>
+      </w:pPr>
+    </w:p>
+    <w:p>
+      <w:pPr>
+        <w:rPr>
+          <w:rFonts w:hint="default"/>
+        </w:rPr>
+      </w:pPr>
+      <w:r>
+        <w:rPr>
+          <w:rFonts w:hint="default"/>
+        </w:rPr>
+        <w:t>CV upload (PDF/DOCX) required</w:t>
+      </w:r>
+    </w:p>
+    <w:p>
+      <w:pPr>
+        <w:rPr>
+          <w:rFonts w:hint="default"/>
+        </w:rPr>
+      </w:pPr>
+    </w:p>
+    <w:p>
+      <w:pPr>
+        <w:rPr>
+          <w:rFonts w:hint="default"/>
+        </w:rPr>
+      </w:pPr>
+      <w:r>
+        <w:rPr>
+          <w:rFonts w:hint="default"/>
+        </w:rPr>
+        <w:t>Consent checkbox: “I agree my data will be processed…”</w:t>
+      </w:r>
+    </w:p>
+    <w:p>
+      <w:pPr>
+        <w:rPr>
+          <w:rFonts w:hint="default"/>
+        </w:rPr>
+      </w:pPr>
+    </w:p>
+    <w:p>
+      <w:pPr>
+        <w:rPr>
+          <w:rFonts w:hint="default"/>
+        </w:rPr>
+      </w:pPr>
+      <w:r>
+        <w:rPr>
+          <w:rFonts w:hint="default"/>
+        </w:rPr>
+        <w:t>Submit</w:t>
+      </w:r>
+    </w:p>
+    <w:p>
+      <w:pPr>
+        <w:rPr>
+          <w:rFonts w:hint="default"/>
+        </w:rPr>
+      </w:pPr>
+    </w:p>
+    <w:p>
+      <w:pPr>
+        <w:rPr>
+          <w:rFonts w:hint="default"/>
+        </w:rPr>
+      </w:pPr>
+      <w:r>
+        <w:rPr>
+          <w:rFonts w:hint="default"/>
+        </w:rPr>
+        <w:t>Success screen:</w:t>
+      </w:r>
+    </w:p>
+    <w:p>
+      <w:pPr>
+        <w:rPr>
+          <w:rFonts w:hint="default"/>
+        </w:rPr>
+      </w:pPr>
+    </w:p>
+    <w:p>
+      <w:pPr>
+        <w:rPr>
+          <w:rFonts w:hint="default"/>
+        </w:rPr>
+      </w:pPr>
+      <w:r>
+        <w:rPr>
+          <w:rFonts w:hint="default"/>
+        </w:rPr>
+        <w:t>“Application submitted”</w:t>
+      </w:r>
+    </w:p>
+    <w:p>
+      <w:pPr>
+        <w:rPr>
+          <w:rFonts w:hint="default"/>
+        </w:rPr>
+      </w:pPr>
+    </w:p>
+    <w:p>
+      <w:pPr>
+        <w:rPr>
+          <w:rFonts w:hint="default"/>
+        </w:rPr>
+      </w:pPr>
+      <w:r>
+        <w:rPr>
+          <w:rFonts w:hint="default"/>
+        </w:rPr>
+        <w:t>“You’ll receive updates via email”</w:t>
+      </w:r>
+    </w:p>
+    <w:p>
+      <w:pPr>
+        <w:rPr>
+          <w:rFonts w:hint="default"/>
+        </w:rPr>
+      </w:pPr>
+    </w:p>
+    <w:p>
+      <w:pPr>
+        <w:rPr>
+          <w:rFonts w:hint="default"/>
+        </w:rPr>
+      </w:pPr>
+      <w:r>
+        <w:rPr>
+          <w:rFonts w:hint="default"/>
+        </w:rPr>
+        <w:t>Error handling:</w:t>
+      </w:r>
+    </w:p>
+    <w:p>
+      <w:pPr>
+        <w:rPr>
+          <w:rFonts w:hint="default"/>
+        </w:rPr>
+      </w:pPr>
+    </w:p>
+    <w:p>
+      <w:pPr>
+        <w:rPr>
+          <w:rFonts w:hint="default"/>
+        </w:rPr>
+      </w:pPr>
+      <w:r>
+        <w:rPr>
+          <w:rFonts w:hint="default"/>
+        </w:rPr>
+        <w:t>invalid file type</w:t>
+      </w:r>
+    </w:p>
+    <w:p>
+      <w:pPr>
+        <w:rPr>
+          <w:rFonts w:hint="default"/>
+        </w:rPr>
+      </w:pPr>
+    </w:p>
+    <w:p>
+      <w:pPr>
+        <w:rPr>
+          <w:rFonts w:hint="default"/>
+        </w:rPr>
+      </w:pPr>
+      <w:r>
+        <w:rPr>
+          <w:rFonts w:hint="default"/>
+        </w:rPr>
+        <w:t>file too large</w:t>
+      </w:r>
+    </w:p>
+    <w:p>
+      <w:pPr>
+        <w:rPr>
+          <w:rFonts w:hint="default"/>
+        </w:rPr>
+      </w:pPr>
+    </w:p>
+    <w:p>
+      <w:pPr>
+        <w:rPr>
+          <w:rFonts w:hint="default"/>
+        </w:rPr>
+      </w:pPr>
+      <w:r>
+        <w:rPr>
+          <w:rFonts w:hint="default"/>
+        </w:rPr>
+        <w:t>missing fields</w:t>
+      </w:r>
+    </w:p>
+    <w:p>
+      <w:pPr>
+        <w:rPr>
+          <w:rFonts w:hint="default"/>
+        </w:rPr>
+      </w:pPr>
     </w:p>
     <w:p>
       <w:pPr>
@@ -1623,175 +1627,8 @@
           <w:b/>
           <w:bCs/>
         </w:rPr>
-        <w:t>A. Recruitment Dashboard</w:t>
-      </w:r>
-    </w:p>
-    <w:p>
-      <w:pPr>
-        <w:rPr>
-          <w:rFonts w:hint="default"/>
-        </w:rPr>
-      </w:pPr>
-    </w:p>
-    <w:p>
-      <w:pPr>
-        <w:rPr>
-          <w:rFonts w:hint="default"/>
-        </w:rPr>
-      </w:pPr>
-      <w:r>
-        <w:rPr>
-          <w:rFonts w:hint="default"/>
-        </w:rPr>
-        <w:t>Quick tiles</w:t>
-      </w:r>
-    </w:p>
-    <w:p>
-      <w:pPr>
-        <w:rPr>
-          <w:rFonts w:hint="default"/>
-        </w:rPr>
-      </w:pPr>
-    </w:p>
-    <w:p>
-      <w:pPr>
-        <w:rPr>
-          <w:rFonts w:hint="default"/>
-        </w:rPr>
-      </w:pPr>
-      <w:r>
-        <w:rPr>
-          <w:rFonts w:hint="default"/>
-        </w:rPr>
-        <w:t>Active Jobs</w:t>
-      </w:r>
-    </w:p>
-    <w:p>
-      <w:pPr>
-        <w:rPr>
-          <w:rFonts w:hint="default"/>
-        </w:rPr>
-      </w:pPr>
-    </w:p>
-    <w:p>
-      <w:pPr>
-        <w:rPr>
-          <w:rFonts w:hint="default"/>
-        </w:rPr>
-      </w:pPr>
-      <w:r>
-        <w:rPr>
-          <w:rFonts w:hint="default"/>
-        </w:rPr>
-        <w:t>Expiring Soon</w:t>
-      </w:r>
-    </w:p>
-    <w:p>
-      <w:pPr>
-        <w:rPr>
-          <w:rFonts w:hint="default"/>
-        </w:rPr>
-      </w:pPr>
-    </w:p>
-    <w:p>
-      <w:pPr>
-        <w:rPr>
-          <w:rFonts w:hint="default"/>
-        </w:rPr>
-      </w:pPr>
-      <w:r>
-        <w:rPr>
-          <w:rFonts w:hint="default"/>
-        </w:rPr>
-        <w:t>Total Applicants (30 days)</w:t>
-      </w:r>
-    </w:p>
-    <w:p>
-      <w:pPr>
-        <w:rPr>
-          <w:rFonts w:hint="default"/>
-        </w:rPr>
-      </w:pPr>
-    </w:p>
-    <w:p>
-      <w:pPr>
-        <w:rPr>
-          <w:rFonts w:hint="default"/>
-        </w:rPr>
-      </w:pPr>
-      <w:r>
-        <w:rPr>
-          <w:rFonts w:hint="default"/>
-        </w:rPr>
-        <w:t>Pending Processing (jobs not processed recently)</w:t>
-      </w:r>
-    </w:p>
-    <w:p>
-      <w:pPr>
-        <w:rPr>
-          <w:rFonts w:hint="default"/>
-        </w:rPr>
-      </w:pPr>
-    </w:p>
-    <w:p>
-      <w:pPr>
-        <w:rPr>
-          <w:rFonts w:hint="default"/>
-        </w:rPr>
-      </w:pPr>
-      <w:r>
-        <w:rPr>
-          <w:rFonts w:hint="default"/>
-        </w:rPr>
-        <w:t>Recent Activity</w:t>
-      </w:r>
-    </w:p>
-    <w:p>
-      <w:pPr>
-        <w:rPr>
-          <w:rFonts w:hint="default"/>
-        </w:rPr>
-      </w:pPr>
-    </w:p>
-    <w:p>
-      <w:pPr>
-        <w:rPr>
-          <w:rFonts w:hint="default"/>
-        </w:rPr>
-      </w:pPr>
-      <w:r>
-        <w:rPr>
-          <w:rFonts w:hint="default"/>
-        </w:rPr>
-        <w:t>“Uploaded 25 jobs via bulk upload”</w:t>
-      </w:r>
-    </w:p>
-    <w:p>
-      <w:pPr>
-        <w:rPr>
-          <w:rFonts w:hint="default"/>
-        </w:rPr>
-      </w:pPr>
-    </w:p>
-    <w:p>
-      <w:pPr>
-        <w:rPr>
-          <w:rFonts w:hint="default"/>
-        </w:rPr>
-      </w:pPr>
-      <w:r>
-        <w:rPr>
-          <w:rFonts w:hint="default"/>
-        </w:rPr>
-        <w:t>“Processed applicants for ‘Sales Associate’”</w:t>
-      </w:r>
-    </w:p>
-    <w:p>
-      <w:pPr>
-        <w:rPr>
-          <w:rFonts w:hint="default"/>
-        </w:rPr>
-      </w:pPr>
+        <w:t>3) HR/Admin UI Prototype</w:t>
+      </w:r>
     </w:p>
     <w:p>
       <w:pPr>
@@ -1807,400 +1644,167 @@
           <w:b/>
           <w:bCs/>
         </w:rPr>
-        <w:t>B. Jobs Management Page (HR/Admin, company-only)</w:t>
-      </w:r>
-    </w:p>
-    <w:p>
-      <w:pPr>
-        <w:rPr>
-          <w:rFonts w:hint="default"/>
-        </w:rPr>
-      </w:pPr>
-    </w:p>
-    <w:p>
-      <w:pPr>
-        <w:rPr>
-          <w:rFonts w:hint="default"/>
-        </w:rPr>
-      </w:pPr>
-      <w:r>
-        <w:rPr>
-          <w:rFonts w:hint="default"/>
-        </w:rPr>
-        <w:t>Top bar</w:t>
-      </w:r>
-    </w:p>
-    <w:p>
-      <w:pPr>
-        <w:rPr>
-          <w:rFonts w:hint="default"/>
-        </w:rPr>
-      </w:pPr>
-    </w:p>
-    <w:p>
-      <w:pPr>
-        <w:rPr>
-          <w:rFonts w:hint="default"/>
-        </w:rPr>
-      </w:pPr>
-      <w:r>
-        <w:rPr>
-          <w:rFonts w:hint="default"/>
-        </w:rPr>
-        <w:t>Search jobs</w:t>
-      </w:r>
-    </w:p>
-    <w:p>
-      <w:pPr>
-        <w:rPr>
-          <w:rFonts w:hint="default"/>
-        </w:rPr>
-      </w:pPr>
-    </w:p>
-    <w:p>
-      <w:pPr>
-        <w:rPr>
-          <w:rFonts w:hint="default"/>
-        </w:rPr>
-      </w:pPr>
-      <w:r>
-        <w:rPr>
-          <w:rFonts w:hint="default"/>
-        </w:rPr>
-        <w:t>Filters: Status (Active/Expired/Draft), Type, Employment</w:t>
-      </w:r>
-    </w:p>
-    <w:p>
-      <w:pPr>
-        <w:rPr>
-          <w:rFonts w:hint="default"/>
-        </w:rPr>
-      </w:pPr>
-    </w:p>
-    <w:p>
-      <w:pPr>
-        <w:rPr>
-          <w:rFonts w:hint="default"/>
-        </w:rPr>
-      </w:pPr>
-      <w:r>
-        <w:rPr>
-          <w:rFonts w:hint="default"/>
-        </w:rPr>
-        <w:t>Buttons:</w:t>
-      </w:r>
-    </w:p>
-    <w:p>
-      <w:pPr>
-        <w:rPr>
-          <w:rFonts w:hint="default"/>
-        </w:rPr>
-      </w:pPr>
-    </w:p>
-    <w:p>
-      <w:pPr>
-        <w:rPr>
-          <w:rFonts w:hint="default"/>
-        </w:rPr>
-      </w:pPr>
-      <w:r>
-        <w:rPr>
-          <w:rFonts w:hint="default"/>
-        </w:rPr>
-        <w:t>Create Job</w:t>
-      </w:r>
-    </w:p>
-    <w:p>
-      <w:pPr>
-        <w:rPr>
-          <w:rFonts w:hint="default"/>
-        </w:rPr>
-      </w:pPr>
-    </w:p>
-    <w:p>
-      <w:pPr>
-        <w:rPr>
-          <w:rFonts w:hint="default"/>
-        </w:rPr>
-      </w:pPr>
-      <w:r>
-        <w:rPr>
-          <w:rFonts w:hint="default"/>
-        </w:rPr>
-        <w:t>Bulk Upload</w:t>
-      </w:r>
-    </w:p>
-    <w:p>
-      <w:pPr>
-        <w:rPr>
-          <w:rFonts w:hint="default"/>
-        </w:rPr>
-      </w:pPr>
-    </w:p>
-    <w:p>
-      <w:pPr>
-        <w:rPr>
-          <w:rFonts w:hint="default"/>
-        </w:rPr>
-      </w:pPr>
-      <w:r>
-        <w:rPr>
-          <w:rFonts w:hint="default"/>
-        </w:rPr>
-        <w:t>Jobs Table</w:t>
-      </w:r>
-    </w:p>
-    <w:p>
-      <w:pPr>
-        <w:rPr>
-          <w:rFonts w:hint="default"/>
-        </w:rPr>
-      </w:pPr>
-      <w:r>
-        <w:rPr>
-          <w:rFonts w:hint="default"/>
-        </w:rPr>
-        <w:t>Columns:</w:t>
-      </w:r>
-    </w:p>
-    <w:p>
-      <w:pPr>
-        <w:rPr>
-          <w:rFonts w:hint="default"/>
-        </w:rPr>
-      </w:pPr>
-    </w:p>
-    <w:p>
-      <w:pPr>
-        <w:rPr>
-          <w:rFonts w:hint="default"/>
-        </w:rPr>
-      </w:pPr>
-      <w:r>
-        <w:rPr>
-          <w:rFonts w:hint="default"/>
-        </w:rPr>
-        <w:t>Job Title</w:t>
-      </w:r>
-    </w:p>
-    <w:p>
-      <w:pPr>
-        <w:rPr>
-          <w:rFonts w:hint="default"/>
-        </w:rPr>
-      </w:pPr>
-    </w:p>
-    <w:p>
-      <w:pPr>
-        <w:rPr>
-          <w:rFonts w:hint="default"/>
-        </w:rPr>
-      </w:pPr>
-      <w:r>
-        <w:rPr>
-          <w:rFonts w:hint="default"/>
-        </w:rPr>
-        <w:t>Status (Active/Expired/Draft)</w:t>
-      </w:r>
-    </w:p>
-    <w:p>
-      <w:pPr>
-        <w:rPr>
-          <w:rFonts w:hint="default"/>
-        </w:rPr>
-      </w:pPr>
-    </w:p>
-    <w:p>
-      <w:pPr>
-        <w:rPr>
-          <w:rFonts w:hint="default"/>
-        </w:rPr>
-      </w:pPr>
-      <w:r>
-        <w:rPr>
-          <w:rFonts w:hint="default"/>
-        </w:rPr>
-        <w:t>Type (Remote/Onsite/Hybrid)</w:t>
-      </w:r>
-    </w:p>
-    <w:p>
-      <w:pPr>
-        <w:rPr>
-          <w:rFonts w:hint="default"/>
-        </w:rPr>
-      </w:pPr>
-    </w:p>
-    <w:p>
-      <w:pPr>
-        <w:rPr>
-          <w:rFonts w:hint="default"/>
-        </w:rPr>
-      </w:pPr>
-      <w:r>
-        <w:rPr>
-          <w:rFonts w:hint="default"/>
-        </w:rPr>
-        <w:t>Employment (FT/PT/Contract)</w:t>
-      </w:r>
-    </w:p>
-    <w:p>
-      <w:pPr>
-        <w:rPr>
-          <w:rFonts w:hint="default"/>
-        </w:rPr>
-      </w:pPr>
-    </w:p>
-    <w:p>
-      <w:pPr>
-        <w:rPr>
-          <w:rFonts w:hint="default"/>
-        </w:rPr>
-      </w:pPr>
-      <w:r>
-        <w:rPr>
-          <w:rFonts w:hint="default"/>
-        </w:rPr>
-        <w:t>Published Date</w:t>
-      </w:r>
-    </w:p>
-    <w:p>
-      <w:pPr>
-        <w:rPr>
-          <w:rFonts w:hint="default"/>
-        </w:rPr>
-      </w:pPr>
-    </w:p>
-    <w:p>
-      <w:pPr>
-        <w:rPr>
-          <w:rFonts w:hint="default"/>
-        </w:rPr>
-      </w:pPr>
-      <w:r>
-        <w:rPr>
-          <w:rFonts w:hint="default"/>
-        </w:rPr>
-        <w:t>Expiration Date</w:t>
-      </w:r>
-    </w:p>
-    <w:p>
-      <w:pPr>
-        <w:rPr>
-          <w:rFonts w:hint="default"/>
-        </w:rPr>
-      </w:pPr>
-    </w:p>
-    <w:p>
-      <w:pPr>
-        <w:rPr>
-          <w:rFonts w:hint="default"/>
-        </w:rPr>
-      </w:pPr>
-      <w:r>
-        <w:rPr>
-          <w:rFonts w:hint="default"/>
-        </w:rPr>
-        <w:t>Applicants count</w:t>
-      </w:r>
-    </w:p>
-    <w:p>
-      <w:pPr>
-        <w:rPr>
-          <w:rFonts w:hint="default"/>
-        </w:rPr>
-      </w:pPr>
-    </w:p>
-    <w:p>
-      <w:pPr>
-        <w:rPr>
-          <w:rFonts w:hint="default"/>
-        </w:rPr>
-      </w:pPr>
-      <w:r>
-        <w:rPr>
-          <w:rFonts w:hint="default"/>
-        </w:rPr>
-        <w:t>Actions: View | Edit | Delete</w:t>
-      </w:r>
-    </w:p>
-    <w:p>
-      <w:pPr>
-        <w:rPr>
-          <w:rFonts w:hint="default"/>
-        </w:rPr>
-      </w:pPr>
-    </w:p>
-    <w:p>
-      <w:pPr>
-        <w:rPr>
-          <w:rFonts w:hint="default"/>
-        </w:rPr>
-      </w:pPr>
-      <w:r>
-        <w:rPr>
-          <w:rFonts w:hint="default"/>
-        </w:rPr>
-        <w:t>Row actions</w:t>
-      </w:r>
-    </w:p>
-    <w:p>
-      <w:pPr>
-        <w:rPr>
-          <w:rFonts w:hint="default"/>
-        </w:rPr>
-      </w:pPr>
-    </w:p>
-    <w:p>
-      <w:pPr>
-        <w:rPr>
-          <w:rFonts w:hint="default"/>
-        </w:rPr>
-      </w:pPr>
-      <w:r>
-        <w:rPr>
-          <w:rFonts w:hint="default"/>
-        </w:rPr>
-        <w:t>View → opens job detail (internal)</w:t>
-      </w:r>
-    </w:p>
-    <w:p>
-      <w:pPr>
-        <w:rPr>
-          <w:rFonts w:hint="default"/>
-        </w:rPr>
-      </w:pPr>
-    </w:p>
-    <w:p>
-      <w:pPr>
-        <w:rPr>
-          <w:rFonts w:hint="default"/>
-        </w:rPr>
-      </w:pPr>
-      <w:r>
-        <w:rPr>
-          <w:rFonts w:hint="default"/>
-        </w:rPr>
-        <w:t>Edit → edit form</w:t>
-      </w:r>
-    </w:p>
-    <w:p>
-      <w:pPr>
-        <w:rPr>
-          <w:rFonts w:hint="default"/>
-        </w:rPr>
-      </w:pPr>
-    </w:p>
-    <w:p>
-      <w:pPr>
-        <w:rPr>
-          <w:rFonts w:hint="default"/>
-        </w:rPr>
-      </w:pPr>
-      <w:r>
-        <w:rPr>
-          <w:rFonts w:hint="default"/>
-        </w:rPr>
-        <w:t>Delete → confirm modal (soft delete recommended)</w:t>
+        <w:t>A. Recruitment Dashboard</w:t>
+      </w:r>
+    </w:p>
+    <w:p>
+      <w:pPr>
+        <w:rPr>
+          <w:rFonts w:hint="default"/>
+        </w:rPr>
+      </w:pPr>
+    </w:p>
+    <w:p>
+      <w:pPr>
+        <w:rPr>
+          <w:rFonts w:hint="default"/>
+        </w:rPr>
+      </w:pPr>
+      <w:r>
+        <w:rPr>
+          <w:rFonts w:hint="default"/>
+        </w:rPr>
+        <w:t>Quick tiles</w:t>
+      </w:r>
+    </w:p>
+    <w:p>
+      <w:pPr>
+        <w:rPr>
+          <w:rFonts w:hint="default"/>
+        </w:rPr>
+      </w:pPr>
+    </w:p>
+    <w:p>
+      <w:pPr>
+        <w:rPr>
+          <w:rFonts w:hint="default"/>
+        </w:rPr>
+      </w:pPr>
+      <w:r>
+        <w:rPr>
+          <w:rFonts w:hint="default"/>
+        </w:rPr>
+        <w:t>Active Jobs</w:t>
+      </w:r>
+    </w:p>
+    <w:p>
+      <w:pPr>
+        <w:rPr>
+          <w:rFonts w:hint="default"/>
+        </w:rPr>
+      </w:pPr>
+    </w:p>
+    <w:p>
+      <w:pPr>
+        <w:rPr>
+          <w:rFonts w:hint="default"/>
+        </w:rPr>
+      </w:pPr>
+      <w:r>
+        <w:rPr>
+          <w:rFonts w:hint="default"/>
+        </w:rPr>
+        <w:t>Expiring Soon</w:t>
+      </w:r>
+    </w:p>
+    <w:p>
+      <w:pPr>
+        <w:rPr>
+          <w:rFonts w:hint="default"/>
+        </w:rPr>
+      </w:pPr>
+    </w:p>
+    <w:p>
+      <w:pPr>
+        <w:rPr>
+          <w:rFonts w:hint="default"/>
+        </w:rPr>
+      </w:pPr>
+      <w:r>
+        <w:rPr>
+          <w:rFonts w:hint="default"/>
+        </w:rPr>
+        <w:t>Total Applicants (30 days)</w:t>
+      </w:r>
+    </w:p>
+    <w:p>
+      <w:pPr>
+        <w:rPr>
+          <w:rFonts w:hint="default"/>
+        </w:rPr>
+      </w:pPr>
+    </w:p>
+    <w:p>
+      <w:pPr>
+        <w:rPr>
+          <w:rFonts w:hint="default"/>
+        </w:rPr>
+      </w:pPr>
+      <w:r>
+        <w:rPr>
+          <w:rFonts w:hint="default"/>
+        </w:rPr>
+        <w:t>Pending Processing (jobs not processed recently)</w:t>
+      </w:r>
+    </w:p>
+    <w:p>
+      <w:pPr>
+        <w:rPr>
+          <w:rFonts w:hint="default"/>
+        </w:rPr>
+      </w:pPr>
+    </w:p>
+    <w:p>
+      <w:pPr>
+        <w:rPr>
+          <w:rFonts w:hint="default"/>
+        </w:rPr>
+      </w:pPr>
+      <w:r>
+        <w:rPr>
+          <w:rFonts w:hint="default"/>
+        </w:rPr>
+        <w:t>Recent Activity</w:t>
+      </w:r>
+    </w:p>
+    <w:p>
+      <w:pPr>
+        <w:rPr>
+          <w:rFonts w:hint="default"/>
+        </w:rPr>
+      </w:pPr>
+    </w:p>
+    <w:p>
+      <w:pPr>
+        <w:rPr>
+          <w:rFonts w:hint="default"/>
+        </w:rPr>
+      </w:pPr>
+      <w:r>
+        <w:rPr>
+          <w:rFonts w:hint="default"/>
+        </w:rPr>
+        <w:t>“Uploaded 25 jobs via bulk upload”</w:t>
+      </w:r>
+    </w:p>
+    <w:p>
+      <w:pPr>
+        <w:rPr>
+          <w:rFonts w:hint="default"/>
+        </w:rPr>
+      </w:pPr>
+    </w:p>
+    <w:p>
+      <w:pPr>
+        <w:rPr>
+          <w:rFonts w:hint="default"/>
+        </w:rPr>
+      </w:pPr>
+      <w:r>
+        <w:rPr>
+          <w:rFonts w:hint="default"/>
+        </w:rPr>
+        <w:t>“Processed applicants for ‘Sales Associate’”</w:t>
       </w:r>
     </w:p>
     <w:p>
@@ -2218,17 +1822,432 @@
           <w:bCs/>
         </w:rPr>
       </w:pPr>
-      <w:bookmarkStart w:id="0" w:name="_GoBack"/>
       <w:r>
         <w:rPr>
           <w:rFonts w:hint="default"/>
           <w:b/>
           <w:bCs/>
         </w:rPr>
+        <w:t>B. Jobs Management Page (HR/Admin, company-only)</w:t>
+      </w:r>
+    </w:p>
+    <w:p>
+      <w:pPr>
+        <w:rPr>
+          <w:rFonts w:hint="default"/>
+        </w:rPr>
+      </w:pPr>
+    </w:p>
+    <w:p>
+      <w:pPr>
+        <w:rPr>
+          <w:rFonts w:hint="default"/>
+        </w:rPr>
+      </w:pPr>
+      <w:r>
+        <w:rPr>
+          <w:rFonts w:hint="default"/>
+        </w:rPr>
+        <w:t>Top bar</w:t>
+      </w:r>
+    </w:p>
+    <w:p>
+      <w:pPr>
+        <w:rPr>
+          <w:rFonts w:hint="default"/>
+        </w:rPr>
+      </w:pPr>
+    </w:p>
+    <w:p>
+      <w:pPr>
+        <w:rPr>
+          <w:rFonts w:hint="default"/>
+        </w:rPr>
+      </w:pPr>
+      <w:r>
+        <w:rPr>
+          <w:rFonts w:hint="default"/>
+        </w:rPr>
+        <w:t>Search jobs</w:t>
+      </w:r>
+    </w:p>
+    <w:p>
+      <w:pPr>
+        <w:rPr>
+          <w:rFonts w:hint="default"/>
+        </w:rPr>
+      </w:pPr>
+    </w:p>
+    <w:p>
+      <w:pPr>
+        <w:rPr>
+          <w:rFonts w:hint="default"/>
+        </w:rPr>
+      </w:pPr>
+      <w:r>
+        <w:rPr>
+          <w:rFonts w:hint="default"/>
+        </w:rPr>
+        <w:t>Filters: Status (Active/Expired/Draft), Type, Employment</w:t>
+      </w:r>
+    </w:p>
+    <w:p>
+      <w:pPr>
+        <w:rPr>
+          <w:rFonts w:hint="default"/>
+        </w:rPr>
+      </w:pPr>
+    </w:p>
+    <w:p>
+      <w:pPr>
+        <w:rPr>
+          <w:rFonts w:hint="default"/>
+        </w:rPr>
+      </w:pPr>
+      <w:r>
+        <w:rPr>
+          <w:rFonts w:hint="default"/>
+        </w:rPr>
+        <w:t>Buttons:</w:t>
+      </w:r>
+    </w:p>
+    <w:p>
+      <w:pPr>
+        <w:rPr>
+          <w:rFonts w:hint="default"/>
+        </w:rPr>
+      </w:pPr>
+    </w:p>
+    <w:p>
+      <w:pPr>
+        <w:rPr>
+          <w:rFonts w:hint="default"/>
+        </w:rPr>
+      </w:pPr>
+      <w:r>
+        <w:rPr>
+          <w:rFonts w:hint="default"/>
+        </w:rPr>
+        <w:t>Create Job</w:t>
+      </w:r>
+    </w:p>
+    <w:p>
+      <w:pPr>
+        <w:rPr>
+          <w:rFonts w:hint="default"/>
+        </w:rPr>
+      </w:pPr>
+    </w:p>
+    <w:p>
+      <w:pPr>
+        <w:rPr>
+          <w:rFonts w:hint="default"/>
+        </w:rPr>
+      </w:pPr>
+      <w:r>
+        <w:rPr>
+          <w:rFonts w:hint="default"/>
+        </w:rPr>
+        <w:t>Bulk Upload</w:t>
+      </w:r>
+    </w:p>
+    <w:p>
+      <w:pPr>
+        <w:rPr>
+          <w:rFonts w:hint="default"/>
+        </w:rPr>
+      </w:pPr>
+    </w:p>
+    <w:p>
+      <w:pPr>
+        <w:rPr>
+          <w:rFonts w:hint="default"/>
+        </w:rPr>
+      </w:pPr>
+      <w:r>
+        <w:rPr>
+          <w:rFonts w:hint="default"/>
+        </w:rPr>
+        <w:t>Jobs Table</w:t>
+      </w:r>
+    </w:p>
+    <w:p>
+      <w:pPr>
+        <w:rPr>
+          <w:rFonts w:hint="default"/>
+        </w:rPr>
+      </w:pPr>
+      <w:r>
+        <w:rPr>
+          <w:rFonts w:hint="default"/>
+        </w:rPr>
+        <w:t>Columns:</w:t>
+      </w:r>
+    </w:p>
+    <w:p>
+      <w:pPr>
+        <w:rPr>
+          <w:rFonts w:hint="default"/>
+        </w:rPr>
+      </w:pPr>
+    </w:p>
+    <w:p>
+      <w:pPr>
+        <w:rPr>
+          <w:rFonts w:hint="default"/>
+        </w:rPr>
+      </w:pPr>
+      <w:r>
+        <w:rPr>
+          <w:rFonts w:hint="default"/>
+        </w:rPr>
+        <w:t>Job Title</w:t>
+      </w:r>
+    </w:p>
+    <w:p>
+      <w:pPr>
+        <w:rPr>
+          <w:rFonts w:hint="default"/>
+        </w:rPr>
+      </w:pPr>
+    </w:p>
+    <w:p>
+      <w:pPr>
+        <w:rPr>
+          <w:rFonts w:hint="default"/>
+        </w:rPr>
+      </w:pPr>
+      <w:r>
+        <w:rPr>
+          <w:rFonts w:hint="default"/>
+        </w:rPr>
+        <w:t>Status (Active/Expired/Draft)</w:t>
+      </w:r>
+    </w:p>
+    <w:p>
+      <w:pPr>
+        <w:rPr>
+          <w:rFonts w:hint="default"/>
+        </w:rPr>
+      </w:pPr>
+    </w:p>
+    <w:p>
+      <w:pPr>
+        <w:rPr>
+          <w:rFonts w:hint="default"/>
+        </w:rPr>
+      </w:pPr>
+      <w:r>
+        <w:rPr>
+          <w:rFonts w:hint="default"/>
+        </w:rPr>
+        <w:t>Type (Remote/Onsite/Hybrid)</w:t>
+      </w:r>
+    </w:p>
+    <w:p>
+      <w:pPr>
+        <w:rPr>
+          <w:rFonts w:hint="default"/>
+        </w:rPr>
+      </w:pPr>
+    </w:p>
+    <w:p>
+      <w:pPr>
+        <w:rPr>
+          <w:rFonts w:hint="default"/>
+        </w:rPr>
+      </w:pPr>
+      <w:r>
+        <w:rPr>
+          <w:rFonts w:hint="default"/>
+        </w:rPr>
+        <w:t>Employment (FT/PT/Contract)</w:t>
+      </w:r>
+    </w:p>
+    <w:p>
+      <w:pPr>
+        <w:rPr>
+          <w:rFonts w:hint="default"/>
+        </w:rPr>
+      </w:pPr>
+    </w:p>
+    <w:p>
+      <w:pPr>
+        <w:rPr>
+          <w:rFonts w:hint="default"/>
+        </w:rPr>
+      </w:pPr>
+      <w:r>
+        <w:rPr>
+          <w:rFonts w:hint="default"/>
+        </w:rPr>
+        <w:t>Published Date</w:t>
+      </w:r>
+    </w:p>
+    <w:p>
+      <w:pPr>
+        <w:rPr>
+          <w:rFonts w:hint="default"/>
+        </w:rPr>
+      </w:pPr>
+    </w:p>
+    <w:p>
+      <w:pPr>
+        <w:rPr>
+          <w:rFonts w:hint="default"/>
+        </w:rPr>
+      </w:pPr>
+      <w:r>
+        <w:rPr>
+          <w:rFonts w:hint="default"/>
+        </w:rPr>
+        <w:t>Expiration Date</w:t>
+      </w:r>
+    </w:p>
+    <w:p>
+      <w:pPr>
+        <w:rPr>
+          <w:rFonts w:hint="default"/>
+        </w:rPr>
+      </w:pPr>
+    </w:p>
+    <w:p>
+      <w:pPr>
+        <w:rPr>
+          <w:rFonts w:hint="default"/>
+        </w:rPr>
+      </w:pPr>
+      <w:r>
+        <w:rPr>
+          <w:rFonts w:hint="default"/>
+        </w:rPr>
+        <w:t>Applicants count</w:t>
+      </w:r>
+    </w:p>
+    <w:p>
+      <w:pPr>
+        <w:rPr>
+          <w:rFonts w:hint="default"/>
+        </w:rPr>
+      </w:pPr>
+    </w:p>
+    <w:p>
+      <w:pPr>
+        <w:rPr>
+          <w:rFonts w:hint="default"/>
+        </w:rPr>
+      </w:pPr>
+      <w:r>
+        <w:rPr>
+          <w:rFonts w:hint="default"/>
+        </w:rPr>
+        <w:t>Actions: View | Edit | Delete</w:t>
+      </w:r>
+    </w:p>
+    <w:p>
+      <w:pPr>
+        <w:rPr>
+          <w:rFonts w:hint="default"/>
+        </w:rPr>
+      </w:pPr>
+    </w:p>
+    <w:p>
+      <w:pPr>
+        <w:rPr>
+          <w:rFonts w:hint="default"/>
+        </w:rPr>
+      </w:pPr>
+      <w:r>
+        <w:rPr>
+          <w:rFonts w:hint="default"/>
+        </w:rPr>
+        <w:t>Row actions</w:t>
+      </w:r>
+    </w:p>
+    <w:p>
+      <w:pPr>
+        <w:rPr>
+          <w:rFonts w:hint="default"/>
+        </w:rPr>
+      </w:pPr>
+    </w:p>
+    <w:p>
+      <w:pPr>
+        <w:rPr>
+          <w:rFonts w:hint="default"/>
+        </w:rPr>
+      </w:pPr>
+      <w:r>
+        <w:rPr>
+          <w:rFonts w:hint="default"/>
+        </w:rPr>
+        <w:t>View → opens job detail (internal)</w:t>
+      </w:r>
+    </w:p>
+    <w:p>
+      <w:pPr>
+        <w:rPr>
+          <w:rFonts w:hint="default"/>
+        </w:rPr>
+      </w:pPr>
+    </w:p>
+    <w:p>
+      <w:pPr>
+        <w:rPr>
+          <w:rFonts w:hint="default"/>
+        </w:rPr>
+      </w:pPr>
+      <w:r>
+        <w:rPr>
+          <w:rFonts w:hint="default"/>
+        </w:rPr>
+        <w:t>Edit → edit form</w:t>
+      </w:r>
+    </w:p>
+    <w:p>
+      <w:pPr>
+        <w:rPr>
+          <w:rFonts w:hint="default"/>
+        </w:rPr>
+      </w:pPr>
+    </w:p>
+    <w:p>
+      <w:pPr>
+        <w:rPr>
+          <w:rFonts w:hint="default"/>
+        </w:rPr>
+      </w:pPr>
+      <w:r>
+        <w:rPr>
+          <w:rFonts w:hint="default"/>
+        </w:rPr>
+        <w:t>Delete → confirm modal (soft delete recommended)</w:t>
+      </w:r>
+    </w:p>
+    <w:p>
+      <w:pPr>
+        <w:rPr>
+          <w:rFonts w:hint="default"/>
+        </w:rPr>
+      </w:pPr>
+    </w:p>
+    <w:p>
+      <w:pPr>
+        <w:rPr>
+          <w:rFonts w:hint="default"/>
+          <w:b/>
+          <w:bCs/>
+        </w:rPr>
+      </w:pPr>
+      <w:r>
+        <w:rPr>
+          <w:rFonts w:hint="default"/>
+          <w:b/>
+          <w:bCs/>
+        </w:rPr>
         <w:t>C. Create/Edit Job Form</w:t>
       </w:r>
     </w:p>
-    <w:bookmarkEnd w:id="0"/>
     <w:p>
       <w:pPr>
         <w:rPr>
@@ -5241,8 +5260,6 @@
     <w:lsdException w:unhideWhenUsed="0" w:uiPriority="0" w:semiHidden="0" w:name="Document Map"/>
     <w:lsdException w:unhideWhenUsed="0" w:uiPriority="0" w:semiHidden="0" w:name="Plain Text"/>
     <w:lsdException w:unhideWhenUsed="0" w:uiPriority="0" w:semiHidden="0" w:name="E-mail Signature"/>
-    <w:lsdException w:unhideWhenUsed="0" w:uiPriority="0" w:semiHidden="0" w:name=""/>
-    <w:lsdException w:unhideWhenUsed="0" w:uiPriority="0" w:semiHidden="0" w:name=""/>
     <w:lsdException w:unhideWhenUsed="0" w:uiPriority="0" w:semiHidden="0" w:name="Normal (Web)"/>
     <w:lsdException w:unhideWhenUsed="0" w:uiPriority="0" w:semiHidden="0" w:name="HTML Acronym"/>
     <w:lsdException w:unhideWhenUsed="0" w:uiPriority="0" w:semiHidden="0" w:name="HTML Address"/>
@@ -5489,6 +5506,7 @@
       <w:jc w:val="left"/>
     </w:pPr>
     <w:rPr>
+      <w:rFonts w:ascii="Times New Roman" w:hAnsi="Times New Roman" w:eastAsia="SimSun" w:cs="Times New Roman"/>
       <w:kern w:val="0"/>
       <w:sz w:val="24"/>
       <w:szCs w:val="24"/>
@@ -5505,8 +5523,8 @@
       <w:bCs/>
     </w:rPr>
   </w:style>
-  <w:style w:type="paragraph" w:styleId="9">
-    <w:name w:val=""/>
+  <w:style w:type="paragraph" w:customStyle="1" w:styleId="9">
+    <w:name w:val="_Style 8"/>
     <w:basedOn w:val="1"/>
     <w:next w:val="1"/>
     <w:uiPriority w:val="0"/>
@@ -5522,8 +5540,8 @@
       <w:sz w:val="16"/>
     </w:rPr>
   </w:style>
-  <w:style w:type="paragraph" w:styleId="10">
-    <w:name w:val=""/>
+  <w:style w:type="paragraph" w:customStyle="1" w:styleId="10">
+    <w:name w:val="_Style 9"/>
     <w:basedOn w:val="1"/>
     <w:next w:val="1"/>
     <w:uiPriority w:val="0"/>
